--- a/cv/final_cv/analistaEntregaDocumental/Guadalupe Rosas Bernal - CV_generado.docx
+++ b/cv/final_cv/analistaEntregaDocumental/Guadalupe Rosas Bernal - CV_generado.docx
@@ -13,14 +13,13 @@
           <w:lang w:val="es-MX"/>
         </w:rPr>
       </w:pPr>
-      <w:proofErr w:type="gramStart"/>
       <w:r>
         <w:rPr>
           <w:b/>
           <w:bCs/>
           <w:lang w:val="es-MX"/>
         </w:rPr>
-        <w:t xml:space="preserve">Guadalupe Rosas Bernal</w:t>
+        <w:t>Guadalupe Rosas Bernal</w:t>
       </w:r>
     </w:p>
     <w:p>
@@ -32,25 +31,14 @@
           <w:lang w:val="es-MX"/>
         </w:rPr>
       </w:pPr>
-      <w:proofErr w:type="gramStart"/>
       <w:r>
         <w:rPr>
           <w:b/>
           <w:bCs/>
           <w:lang w:val="es-MX"/>
         </w:rPr>
-        <w:t xml:space="preserve">Analista de entrega documental</w:t>
+        <w:t>Analista de entrega documental</w:t>
       </w:r>
-    </w:p>
-    <w:p>
-      <w:pPr>
-        <w:pStyle w:val="Title"/>
-        <w:rPr>
-          <w:b/>
-          <w:bCs/>
-          <w:lang w:val="es-MX"/>
-        </w:rPr>
-      </w:pPr>
     </w:p>
     <w:p>
       <w:pPr>
@@ -64,36 +52,6 @@
           <w:lang w:val="es-MX"/>
         </w:rPr>
       </w:pPr>
-      <w:r>
-        <w:rPr>
-          <w:b/>
-          <w:bCs/>
-          <w:sz w:val="18"/>
-          <w:szCs w:val="18"/>
-          <w:lang w:val="es-MX"/>
-        </w:rPr>
-        <w:t>Folio</w:t>
-      </w:r>
-      <w:r>
-        <w:rPr>
-          <w:b/>
-          <w:bCs/>
-          <w:sz w:val="18"/>
-          <w:szCs w:val="18"/>
-          <w:lang w:val="es-MX"/>
-        </w:rPr>
-        <w:t xml:space="preserve">: </w:t>
-      </w:r>
-      <w:r>
-        <w:rPr>
-          <w:b/>
-          <w:bCs/>
-          <w:sz w:val="18"/>
-          <w:szCs w:val="18"/>
-          <w:lang w:val="es-MX"/>
-        </w:rPr>
-        <w:t>-</w:t>
-      </w:r>
     </w:p>
     <w:p>
       <w:pPr>
@@ -133,7 +91,17 @@
           <w:szCs w:val="18"/>
           <w:u w:val="single"/>
         </w:rPr>
-        <w:t xml:space="preserve">RESUMEN PROFESIONAL</w:t>
+        <w:t>EXPERIENCIA</w:t>
+      </w:r>
+      <w:r>
+        <w:rPr>
+          <w:rFonts w:ascii="Arial" w:hAnsi="Arial" w:cs="Arial"/>
+          <w:b/>
+          <w:sz w:val="18"/>
+          <w:szCs w:val="18"/>
+          <w:u w:val="single"/>
+        </w:rPr>
+        <w:t xml:space="preserve"> PROFESIONAL</w:t>
       </w:r>
     </w:p>
     <w:p>
@@ -185,20 +153,123 @@
                 <w:lang w:val="es-419"/>
               </w:rPr>
             </w:pPr>
-            <w:proofErr w:type="gramStart"/>
             <w:r>
               <w:rPr>
                 <w:rFonts w:ascii="Arial" w:eastAsia="Times New Roman" w:hAnsi="Arial" w:cs="Arial"/>
                 <w:bCs/>
                 <w:sz w:val="18"/>
                 <w:szCs w:val="18"/>
-                <w:lang w:val="en-US" w:eastAsia="es-ES"/>
-              </w:rPr>
-              <w:t xml:space="preserve">Amplia experiencia en análisis y documentación de requerimientos tecnológicos para proyectos del sector financiero y comerciales. Coordinación de equipos de desarrollo, QA y áreas de negocio para asegurar cumplimiento de entregables. Gestión de cambios y seguimiento de actividades en entornos UAT y PROD.</w:t>
+                <w:lang w:val="es-MX" w:eastAsia="es-ES"/>
+              </w:rPr>
+              <w:t>Dispongo de al menos 5 años de experiencia en entrega documental. En mi rol como analista de entrega documental, soy responsable de documentar, sintetizar y analizar información de diversas fuentes, incluyendo herramientas, procesos, documentación y Partes interesadas (</w:t>
+            </w:r>
+            <w:proofErr w:type="spellStart"/>
+            <w:r>
+              <w:rPr>
+                <w:rFonts w:ascii="Arial" w:eastAsia="Times New Roman" w:hAnsi="Arial" w:cs="Arial"/>
+                <w:bCs/>
+                <w:sz w:val="18"/>
+                <w:szCs w:val="18"/>
+                <w:lang w:val="es-MX" w:eastAsia="es-ES"/>
+              </w:rPr>
+              <w:t>Stakeholders</w:t>
+            </w:r>
+            <w:proofErr w:type="spellEnd"/>
+            <w:r>
+              <w:rPr>
+                <w:rFonts w:ascii="Arial" w:eastAsia="Times New Roman" w:hAnsi="Arial" w:cs="Arial"/>
+                <w:bCs/>
+                <w:sz w:val="18"/>
+                <w:szCs w:val="18"/>
+                <w:lang w:val="es-MX" w:eastAsia="es-ES"/>
+              </w:rPr>
+              <w:t>), asegurando la correcta integración, organización y entrega de la documentación conforme a los lineamientos establecidos.</w:t>
+            </w:r>
+            <w:r>
+              <w:rPr>
+                <w:rFonts w:ascii="Arial" w:eastAsia="Times New Roman" w:hAnsi="Arial" w:cs="Arial"/>
+                <w:bCs/>
+                <w:sz w:val="18"/>
+                <w:szCs w:val="18"/>
+                <w:lang w:val="es-MX" w:eastAsia="es-ES"/>
+              </w:rPr>
               <w:br/>
-              <w:t xml:space="preserve"/>
+            </w:r>
+            <w:r>
+              <w:rPr>
+                <w:rFonts w:ascii="Arial" w:eastAsia="Times New Roman" w:hAnsi="Arial" w:cs="Arial"/>
+                <w:bCs/>
+                <w:sz w:val="18"/>
+                <w:szCs w:val="18"/>
+                <w:lang w:val="es-MX" w:eastAsia="es-ES"/>
+              </w:rPr>
               <w:br/>
-              <w:t xml:space="preserve">Experiencia en preparación de paquetes de instalación y soporte a pruebas, configuración de mecanismos de intercambio de archivos y automatización de procesos. Elaboración y actualización de documentación técnica durante migraciones y upgrades para garantizar continuidad operativa.</w:t>
+              <w:t xml:space="preserve">He participado en proyectos del sector financiero y de consultoría donde he coordinado la preparación y control de paquetes de instalación, la elaboración de solicitudes de cambio en </w:t>
+            </w:r>
+            <w:proofErr w:type="spellStart"/>
+            <w:r>
+              <w:rPr>
+                <w:rFonts w:ascii="Arial" w:eastAsia="Times New Roman" w:hAnsi="Arial" w:cs="Arial"/>
+                <w:bCs/>
+                <w:sz w:val="18"/>
+                <w:szCs w:val="18"/>
+                <w:lang w:val="es-MX" w:eastAsia="es-ES"/>
+              </w:rPr>
+              <w:t>ServiceNow</w:t>
+            </w:r>
+            <w:proofErr w:type="spellEnd"/>
+            <w:r>
+              <w:rPr>
+                <w:rFonts w:ascii="Arial" w:eastAsia="Times New Roman" w:hAnsi="Arial" w:cs="Arial"/>
+                <w:bCs/>
+                <w:sz w:val="18"/>
+                <w:szCs w:val="18"/>
+                <w:lang w:val="es-MX" w:eastAsia="es-ES"/>
+              </w:rPr>
+              <w:t xml:space="preserve"> (ITSM para incidencias, cambios y problemas) y la actualización de documentación técnica para mantener la continuidad operativa. Proveo soporte a pruebas </w:t>
+            </w:r>
+            <w:proofErr w:type="spellStart"/>
+            <w:r>
+              <w:rPr>
+                <w:rFonts w:ascii="Arial" w:eastAsia="Times New Roman" w:hAnsi="Arial" w:cs="Arial"/>
+                <w:bCs/>
+                <w:sz w:val="18"/>
+                <w:szCs w:val="18"/>
+                <w:lang w:val="es-MX" w:eastAsia="es-ES"/>
+              </w:rPr>
+              <w:t>Pruebas</w:t>
+            </w:r>
+            <w:proofErr w:type="spellEnd"/>
+            <w:r>
+              <w:rPr>
+                <w:rFonts w:ascii="Arial" w:eastAsia="Times New Roman" w:hAnsi="Arial" w:cs="Arial"/>
+                <w:bCs/>
+                <w:sz w:val="18"/>
+                <w:szCs w:val="18"/>
+                <w:lang w:val="es-MX" w:eastAsia="es-ES"/>
+              </w:rPr>
+              <w:t xml:space="preserve"> de Aceptación de Usuario (UAT) y PROD y gestiono automatizaciones y transferencias de archivos.</w:t>
+            </w:r>
+            <w:r>
+              <w:rPr>
+                <w:rFonts w:ascii="Arial" w:eastAsia="Times New Roman" w:hAnsi="Arial" w:cs="Arial"/>
+                <w:bCs/>
+                <w:sz w:val="18"/>
+                <w:szCs w:val="18"/>
+                <w:lang w:val="es-MX" w:eastAsia="es-ES"/>
+              </w:rPr>
+              <w:br/>
+            </w:r>
+            <w:r>
+              <w:rPr>
+                <w:rFonts w:ascii="Arial" w:eastAsia="Times New Roman" w:hAnsi="Arial" w:cs="Arial"/>
+                <w:bCs/>
+                <w:sz w:val="18"/>
+                <w:szCs w:val="18"/>
+                <w:lang w:val="es-MX" w:eastAsia="es-ES"/>
+              </w:rPr>
+              <w:br/>
+              <w:t>Me enfoco en asegurar la integridad y trazabilidad de los entregables, aplicando control de versiones, validando formatos y coordinación entre equipos técnicos y de negocio para cumplir plazos y criterios de calidad, manteniendo la disponibilidad de servicios y la correcta entrega documental.</w:t>
             </w:r>
           </w:p>
         </w:tc>
@@ -243,7 +314,7 @@
           <w:szCs w:val="18"/>
           <w:u w:val="single"/>
         </w:rPr>
-        <w:t xml:space="preserve">EXPERIENCIA LABORAL</w:t>
+        <w:t>EXPERIENCIA LABORAL</w:t>
       </w:r>
     </w:p>
     <w:p>
@@ -256,17 +327,6 @@
           <w:lang w:val="en-US"/>
         </w:rPr>
       </w:pPr>
-      <w:r>
-        <w:rPr>
-          <w:rFonts w:ascii="Arial" w:hAnsi="Arial" w:cs="Arial"/>
-          <w:bCs/>
-          <w:sz w:val="18"/>
-          <w:szCs w:val="18"/>
-          <w:lang w:val="en-US"/>
-        </w:rPr>
-        <w:t xml:space="preserve"/>
-      </w:r>
-      <w:proofErr w:type="gramEnd"/>
     </w:p>
     <w:tbl>
       <w:tblPr>
@@ -316,7 +376,7 @@
                 <w:szCs w:val="18"/>
                 <w:lang w:val="es-MX"/>
               </w:rPr>
-              <w:t xml:space="preserve">Empresa</w:t>
+              <w:t>Empresa</w:t>
             </w:r>
           </w:p>
           <w:p>
@@ -329,15 +389,14 @@
                 <w:lang w:val="es-MX"/>
               </w:rPr>
             </w:pPr>
-            <w:proofErr w:type="gramStart"/>
-            <w:r>
-              <w:rPr>
-                <w:rFonts w:ascii="Arial" w:hAnsi="Arial" w:cs="Arial"/>
-                <w:sz w:val="18"/>
-                <w:szCs w:val="18"/>
-                <w:lang w:val="es-MX"/>
-              </w:rPr>
-              <w:t xml:space="preserve">La Mancha Consultores SC</w:t>
+            <w:r>
+              <w:rPr>
+                <w:rFonts w:ascii="Arial" w:hAnsi="Arial" w:cs="Arial"/>
+                <w:sz w:val="18"/>
+                <w:szCs w:val="18"/>
+                <w:lang w:val="es-MX"/>
+              </w:rPr>
+              <w:t>BFS_MX</w:t>
             </w:r>
           </w:p>
         </w:tc>
@@ -363,7 +422,7 @@
                 <w:szCs w:val="18"/>
                 <w:lang w:val="es-MX"/>
               </w:rPr>
-              <w:t xml:space="preserve">Puesto</w:t>
+              <w:t>Puesto</w:t>
             </w:r>
           </w:p>
           <w:p>
@@ -376,15 +435,14 @@
                 <w:lang w:val="es-MX"/>
               </w:rPr>
             </w:pPr>
-            <w:proofErr w:type="gramStart"/>
-            <w:r>
-              <w:rPr>
-                <w:rFonts w:ascii="Arial" w:hAnsi="Arial" w:cs="Arial"/>
-                <w:sz w:val="18"/>
-                <w:szCs w:val="18"/>
-                <w:lang w:val="es-MX"/>
-              </w:rPr>
-              <w:t xml:space="preserve">ST Integrador, BA</w:t>
+            <w:r>
+              <w:rPr>
+                <w:rFonts w:ascii="Arial" w:hAnsi="Arial" w:cs="Arial"/>
+                <w:sz w:val="18"/>
+                <w:szCs w:val="18"/>
+                <w:lang w:val="es-MX"/>
+              </w:rPr>
+              <w:t>Software Developer</w:t>
             </w:r>
           </w:p>
         </w:tc>
@@ -410,7 +468,7 @@
                 <w:szCs w:val="18"/>
                 <w:lang w:val="es-MX"/>
               </w:rPr>
-              <w:t xml:space="preserve">Desde:</w:t>
+              <w:t>Desde:</w:t>
             </w:r>
           </w:p>
           <w:p>
@@ -423,15 +481,14 @@
                 <w:lang w:val="es-MX"/>
               </w:rPr>
             </w:pPr>
-            <w:proofErr w:type="gramStart"/>
-            <w:r>
-              <w:rPr>
-                <w:rFonts w:ascii="Arial" w:hAnsi="Arial" w:cs="Arial"/>
-                <w:sz w:val="18"/>
-                <w:szCs w:val="18"/>
-                <w:lang w:val="es-MX"/>
-              </w:rPr>
-              <w:t xml:space="preserve">agosto 2019</w:t>
+            <w:r>
+              <w:rPr>
+                <w:rFonts w:ascii="Arial" w:hAnsi="Arial" w:cs="Arial"/>
+                <w:sz w:val="18"/>
+                <w:szCs w:val="18"/>
+                <w:lang w:val="es-MX"/>
+              </w:rPr>
+              <w:t>15 julio 2021</w:t>
             </w:r>
           </w:p>
         </w:tc>
@@ -466,15 +523,14 @@
                 <w:lang w:val="es-MX"/>
               </w:rPr>
             </w:pPr>
-            <w:proofErr w:type="gramStart"/>
-            <w:r>
-              <w:rPr>
-                <w:rFonts w:ascii="Arial" w:hAnsi="Arial" w:cs="Arial"/>
-                <w:sz w:val="18"/>
-                <w:szCs w:val="18"/>
-                <w:lang w:val="es-MX"/>
-              </w:rPr>
-              <w:t xml:space="preserve">julio 2021</w:t>
+            <w:r>
+              <w:rPr>
+                <w:rFonts w:ascii="Arial" w:hAnsi="Arial" w:cs="Arial"/>
+                <w:sz w:val="18"/>
+                <w:szCs w:val="18"/>
+                <w:lang w:val="es-MX"/>
+              </w:rPr>
+              <w:t>Actual</w:t>
             </w:r>
           </w:p>
         </w:tc>
@@ -538,7 +594,7 @@
                 <w:szCs w:val="18"/>
                 <w:lang w:val="es-MX"/>
               </w:rPr>
-              <w:t xml:space="preserve">Actividades Principales</w:t>
+              <w:t>Actividades Principales</w:t>
             </w:r>
           </w:p>
         </w:tc>
@@ -554,30 +610,16 @@
               <w:rPr>
                 <w:sz w:val="18"/>
                 <w:szCs w:val="20"/>
-              </w:rPr>
-            </w:pPr>
-            <w:r>
-              <w:rPr>
-                <w:sz w:val="18"/>
-                <w:szCs w:val="20"/>
-              </w:rPr>
-              <w:t xml:space="preserve">•</w:t>
-            </w:r>
-            <w:proofErr w:type="gramEnd"/>
-            <w:r>
-              <w:rPr>
-                <w:sz w:val="18"/>
-                <w:szCs w:val="20"/>
-              </w:rPr>
-              <w:t xml:space="preserve"> </w:t>
-            </w:r>
-            <w:proofErr w:type="gramStart"/>
-            <w:r>
-              <w:rPr>
-                <w:sz w:val="18"/>
-                <w:szCs w:val="20"/>
-              </w:rPr>
-              <w:t xml:space="preserve">Analizar requerimientos de alto nivel para proyectos como Implement IFRS9 and Accounting Event Model for PILS  Payroll.</w:t>
+                <w:lang w:val="es-MX"/>
+              </w:rPr>
+            </w:pPr>
+            <w:r>
+              <w:rPr>
+                <w:sz w:val="18"/>
+                <w:szCs w:val="20"/>
+                <w:lang w:val="es-MX"/>
+              </w:rPr>
+              <w:t>• Efectué la entrega documental y la recopilación de firmas que sustentan las evidencias de los servicios prestados.</w:t>
             </w:r>
           </w:p>
           <w:p>
@@ -587,30 +629,16 @@
               <w:jc w:val="both"/>
               <w:rPr>
                 <w:szCs w:val="22"/>
-              </w:rPr>
-            </w:pPr>
-            <w:r>
-              <w:rPr>
-                <w:sz w:val="18"/>
-                <w:szCs w:val="20"/>
-              </w:rPr>
-              <w:t xml:space="preserve">•</w:t>
-            </w:r>
-            <w:proofErr w:type="gramEnd"/>
-            <w:r>
-              <w:rPr>
-                <w:sz w:val="18"/>
-                <w:szCs w:val="20"/>
-              </w:rPr>
-              <w:t xml:space="preserve"> </w:t>
-            </w:r>
-            <w:proofErr w:type="gramStart"/>
-            <w:r>
-              <w:rPr>
-                <w:sz w:val="18"/>
-                <w:szCs w:val="20"/>
-              </w:rPr>
-              <w:t xml:space="preserve">Coordinar los equipos participantes en el desarrollo para garantizar el cumplimiento de los objetivos.</w:t>
+                <w:lang w:val="es-MX"/>
+              </w:rPr>
+            </w:pPr>
+            <w:r>
+              <w:rPr>
+                <w:sz w:val="18"/>
+                <w:szCs w:val="20"/>
+                <w:lang w:val="es-MX"/>
+              </w:rPr>
+              <w:t>• Ejecuto la entrega documental mensual y recopilo las firmas necesarias que sustentan las evidencias de los servicios prestados.</w:t>
             </w:r>
           </w:p>
           <w:p>
@@ -620,30 +648,16 @@
               <w:jc w:val="both"/>
               <w:rPr>
                 <w:szCs w:val="22"/>
-              </w:rPr>
-            </w:pPr>
-            <w:r>
-              <w:rPr>
-                <w:sz w:val="18"/>
-                <w:szCs w:val="20"/>
-              </w:rPr>
-              <w:t xml:space="preserve">•</w:t>
-            </w:r>
-            <w:proofErr w:type="gramEnd"/>
-            <w:r>
-              <w:rPr>
-                <w:sz w:val="18"/>
-                <w:szCs w:val="20"/>
-              </w:rPr>
-              <w:t xml:space="preserve"> </w:t>
-            </w:r>
-            <w:proofErr w:type="gramStart"/>
-            <w:r>
-              <w:rPr>
-                <w:sz w:val="18"/>
-                <w:szCs w:val="20"/>
-              </w:rPr>
-              <w:t xml:space="preserve">Gestionar y dar seguimiento a las actividades del proyecto para asegurar entregables en tiempo y forma.</w:t>
+                <w:lang w:val="es-MX"/>
+              </w:rPr>
+            </w:pPr>
+            <w:r>
+              <w:rPr>
+                <w:sz w:val="18"/>
+                <w:szCs w:val="20"/>
+                <w:lang w:val="es-MX"/>
+              </w:rPr>
+              <w:t>• Compilo y normalizo evidencias para la Carpeta Consolidada de Servicios y la carpeta de entregas mensuales.</w:t>
             </w:r>
           </w:p>
           <w:p>
@@ -653,30 +667,16 @@
               <w:jc w:val="both"/>
               <w:rPr>
                 <w:szCs w:val="22"/>
-              </w:rPr>
-            </w:pPr>
-            <w:r>
-              <w:rPr>
-                <w:sz w:val="18"/>
-                <w:szCs w:val="20"/>
-              </w:rPr>
-              <w:t xml:space="preserve">•</w:t>
-            </w:r>
-            <w:proofErr w:type="gramEnd"/>
-            <w:r>
-              <w:rPr>
-                <w:sz w:val="18"/>
-                <w:szCs w:val="20"/>
-              </w:rPr>
-              <w:t xml:space="preserve"> </w:t>
-            </w:r>
-            <w:proofErr w:type="gramStart"/>
-            <w:r>
-              <w:rPr>
-                <w:sz w:val="18"/>
-                <w:szCs w:val="20"/>
-              </w:rPr>
-              <w:t xml:space="preserve">Participar como ST Integrador en proyectos CFDI Complemento de Pago y Llaves PIN CVV.</w:t>
+                <w:lang w:val="es-MX"/>
+              </w:rPr>
+            </w:pPr>
+            <w:r>
+              <w:rPr>
+                <w:sz w:val="18"/>
+                <w:szCs w:val="20"/>
+                <w:lang w:val="es-MX"/>
+              </w:rPr>
+              <w:t>• Completo las listas de cotejo por fase (Análisis, Diseño, Desarrollo, Pruebas, Liberación).</w:t>
             </w:r>
           </w:p>
           <w:p>
@@ -686,15 +686,949 @@
               <w:jc w:val="both"/>
               <w:rPr>
                 <w:szCs w:val="22"/>
-              </w:rPr>
-            </w:pPr>
-            <w:r>
-              <w:rPr>
-                <w:sz w:val="18"/>
-                <w:szCs w:val="20"/>
-              </w:rPr>
-              <w:t xml:space="preserve"/>
-            </w:r>
+                <w:lang w:val="es-MX"/>
+              </w:rPr>
+            </w:pPr>
+            <w:r>
+              <w:rPr>
+                <w:sz w:val="18"/>
+                <w:szCs w:val="20"/>
+                <w:lang w:val="es-MX"/>
+              </w:rPr>
+              <w:t xml:space="preserve">• Integro reportes y </w:t>
+            </w:r>
+            <w:proofErr w:type="spellStart"/>
+            <w:r>
+              <w:rPr>
+                <w:sz w:val="18"/>
+                <w:szCs w:val="20"/>
+                <w:lang w:val="es-MX"/>
+              </w:rPr>
+              <w:t>VoBo</w:t>
+            </w:r>
+            <w:proofErr w:type="spellEnd"/>
+            <w:r>
+              <w:rPr>
+                <w:sz w:val="18"/>
+                <w:szCs w:val="20"/>
+                <w:lang w:val="es-MX"/>
+              </w:rPr>
+              <w:t xml:space="preserve"> como evidencia previa a la liberación.</w:t>
+            </w:r>
+          </w:p>
+          <w:p>
+            <w:pPr>
+              <w:pStyle w:val="NoSpacing"/>
+              <w:ind w:left="0"/>
+              <w:jc w:val="both"/>
+              <w:rPr>
+                <w:szCs w:val="22"/>
+                <w:lang w:val="es-MX"/>
+              </w:rPr>
+            </w:pPr>
+            <w:r>
+              <w:rPr>
+                <w:sz w:val="18"/>
+                <w:szCs w:val="20"/>
+                <w:lang w:val="es-MX"/>
+              </w:rPr>
+              <w:t>• Preparo la evidencia de entrega de paquete para su integración.</w:t>
+            </w:r>
+          </w:p>
+          <w:p>
+            <w:pPr>
+              <w:pStyle w:val="NoSpacing"/>
+              <w:ind w:left="0"/>
+              <w:jc w:val="both"/>
+              <w:rPr>
+                <w:szCs w:val="22"/>
+                <w:lang w:val="es-MX"/>
+              </w:rPr>
+            </w:pPr>
+            <w:r>
+              <w:rPr>
+                <w:sz w:val="18"/>
+                <w:szCs w:val="20"/>
+                <w:lang w:val="es-MX"/>
+              </w:rPr>
+              <w:t>• Aplico control de versiones y gestiono metadatos (fecha/folio/autor) en todos los archivos de la carpeta.</w:t>
+            </w:r>
+          </w:p>
+          <w:p>
+            <w:pPr>
+              <w:pStyle w:val="NoSpacing"/>
+              <w:ind w:left="0"/>
+              <w:jc w:val="both"/>
+              <w:rPr>
+                <w:szCs w:val="22"/>
+                <w:lang w:val="es-MX"/>
+              </w:rPr>
+            </w:pPr>
+            <w:r>
+              <w:rPr>
+                <w:sz w:val="18"/>
+                <w:szCs w:val="20"/>
+                <w:lang w:val="es-MX"/>
+              </w:rPr>
+              <w:t>• Verifico la consistencia entre nombres, fechas y folios de todos los documentos del paquete.</w:t>
+            </w:r>
+          </w:p>
+          <w:p>
+            <w:pPr>
+              <w:pStyle w:val="NoSpacing"/>
+              <w:ind w:left="0"/>
+              <w:jc w:val="both"/>
+              <w:rPr>
+                <w:szCs w:val="22"/>
+                <w:lang w:val="es-MX"/>
+              </w:rPr>
+            </w:pPr>
+            <w:r>
+              <w:rPr>
+                <w:sz w:val="18"/>
+                <w:szCs w:val="20"/>
+                <w:lang w:val="es-MX"/>
+              </w:rPr>
+              <w:t>• Genero el reporte ejecutivo mensual con KPIs, backlog y liberaciones para su envío.</w:t>
+            </w:r>
+          </w:p>
+          <w:p>
+            <w:pPr>
+              <w:pStyle w:val="NoSpacing"/>
+              <w:ind w:left="0"/>
+              <w:jc w:val="both"/>
+              <w:rPr>
+                <w:szCs w:val="22"/>
+                <w:lang w:val="es-MX"/>
+              </w:rPr>
+            </w:pPr>
+            <w:r>
+              <w:rPr>
+                <w:sz w:val="18"/>
+                <w:szCs w:val="20"/>
+                <w:lang w:val="es-MX"/>
+              </w:rPr>
+              <w:t>• Gestiono aclaraciones documentales posteriores a la revisión, asegurando la trazabilidad de los cambios.</w:t>
+            </w:r>
+          </w:p>
+          <w:p>
+            <w:pPr>
+              <w:pStyle w:val="NoSpacing"/>
+              <w:ind w:left="0"/>
+              <w:jc w:val="both"/>
+              <w:rPr>
+                <w:szCs w:val="22"/>
+                <w:lang w:val="es-MX"/>
+              </w:rPr>
+            </w:pPr>
+            <w:r>
+              <w:rPr>
+                <w:sz w:val="18"/>
+                <w:szCs w:val="20"/>
+                <w:lang w:val="es-MX"/>
+              </w:rPr>
+              <w:t>• Preparo la evidencia de Toma de Operación (accesos ≤60 días, enlace ≤120 días, conectividad, acta) para la carpeta del mes correspondiente.</w:t>
+            </w:r>
+          </w:p>
+          <w:p>
+            <w:pPr>
+              <w:pStyle w:val="NoSpacing"/>
+              <w:ind w:left="0"/>
+              <w:jc w:val="both"/>
+              <w:rPr>
+                <w:szCs w:val="22"/>
+                <w:lang w:val="es-MX"/>
+              </w:rPr>
+            </w:pPr>
+            <w:r>
+              <w:rPr>
+                <w:sz w:val="18"/>
+                <w:szCs w:val="20"/>
+                <w:lang w:val="es-MX"/>
+              </w:rPr>
+              <w:t xml:space="preserve">• Ejecuto la </w:t>
+            </w:r>
+            <w:proofErr w:type="spellStart"/>
+            <w:r>
+              <w:rPr>
+                <w:sz w:val="18"/>
+                <w:szCs w:val="20"/>
+                <w:lang w:val="es-MX"/>
+              </w:rPr>
+              <w:t>pre-revisión</w:t>
+            </w:r>
+            <w:proofErr w:type="spellEnd"/>
+            <w:r>
+              <w:rPr>
+                <w:sz w:val="18"/>
+                <w:szCs w:val="20"/>
+                <w:lang w:val="es-MX"/>
+              </w:rPr>
+              <w:t xml:space="preserve"> de formato, ortografía y firmas, y valido listas de distribución y acuses.</w:t>
+            </w:r>
+          </w:p>
+          <w:p>
+            <w:pPr>
+              <w:pStyle w:val="NoSpacing"/>
+              <w:ind w:left="0"/>
+              <w:jc w:val="both"/>
+              <w:rPr>
+                <w:szCs w:val="22"/>
+                <w:lang w:val="es-MX"/>
+              </w:rPr>
+            </w:pPr>
+            <w:r>
+              <w:rPr>
+                <w:sz w:val="18"/>
+                <w:szCs w:val="20"/>
+                <w:lang w:val="es-MX"/>
+              </w:rPr>
+              <w:t>• Gestiono entre 1 y 3 proyectos con un esfuerzo total de 15,000 a 20,000 horas, asegurando la entrega documental mensual y la recopilación de firmas que sustentan las evidencias de los servicios prestados. Doy seguimiento a los entregables y reporto avances a los administradores del proyecto y al cliente.</w:t>
+            </w:r>
+          </w:p>
+          <w:p>
+            <w:pPr>
+              <w:pStyle w:val="NoSpacing"/>
+              <w:ind w:left="0"/>
+              <w:jc w:val="both"/>
+              <w:rPr>
+                <w:szCs w:val="22"/>
+                <w:lang w:val="es-MX"/>
+              </w:rPr>
+            </w:pPr>
+            <w:r>
+              <w:rPr>
+                <w:sz w:val="18"/>
+                <w:szCs w:val="20"/>
+                <w:lang w:val="es-MX"/>
+              </w:rPr>
+              <w:t>• He usado la certificación Prácticas de Ofimática para documentación operativa, métricas y cronogramas.</w:t>
+            </w:r>
+          </w:p>
+          <w:p>
+            <w:pPr>
+              <w:pStyle w:val="NoSpacing"/>
+              <w:ind w:left="0"/>
+              <w:jc w:val="both"/>
+              <w:rPr>
+                <w:szCs w:val="22"/>
+                <w:lang w:val="es-MX"/>
+              </w:rPr>
+            </w:pPr>
+            <w:r>
+              <w:rPr>
+                <w:sz w:val="18"/>
+                <w:szCs w:val="20"/>
+                <w:lang w:val="es-MX"/>
+              </w:rPr>
+              <w:t xml:space="preserve">• </w:t>
+            </w:r>
+            <w:r>
+              <w:rPr>
+                <w:sz w:val="18"/>
+                <w:szCs w:val="20"/>
+                <w:lang w:val="es-MX"/>
+              </w:rPr>
+              <w:t xml:space="preserve">He usado el curso </w:t>
+            </w:r>
+            <w:proofErr w:type="spellStart"/>
+            <w:r>
+              <w:rPr>
+                <w:sz w:val="18"/>
+                <w:szCs w:val="20"/>
+                <w:lang w:val="es-MX"/>
+              </w:rPr>
+              <w:t>Identify</w:t>
+            </w:r>
+            <w:proofErr w:type="spellEnd"/>
+            <w:r>
+              <w:rPr>
+                <w:sz w:val="18"/>
+                <w:szCs w:val="20"/>
+                <w:lang w:val="es-MX"/>
+              </w:rPr>
+              <w:t xml:space="preserve"> &amp; Define </w:t>
+            </w:r>
+            <w:proofErr w:type="spellStart"/>
+            <w:r>
+              <w:rPr>
+                <w:sz w:val="18"/>
+                <w:szCs w:val="20"/>
+                <w:lang w:val="es-MX"/>
+              </w:rPr>
+              <w:t>the</w:t>
+            </w:r>
+            <w:proofErr w:type="spellEnd"/>
+            <w:r>
+              <w:rPr>
+                <w:sz w:val="18"/>
+                <w:szCs w:val="20"/>
+                <w:lang w:val="es-MX"/>
+              </w:rPr>
+              <w:t xml:space="preserve"> </w:t>
+            </w:r>
+            <w:proofErr w:type="spellStart"/>
+            <w:r>
+              <w:rPr>
+                <w:sz w:val="18"/>
+                <w:szCs w:val="20"/>
+                <w:lang w:val="es-MX"/>
+              </w:rPr>
+              <w:t>Problem</w:t>
+            </w:r>
+            <w:proofErr w:type="spellEnd"/>
+            <w:r>
+              <w:rPr>
+                <w:sz w:val="18"/>
+                <w:szCs w:val="20"/>
+                <w:lang w:val="es-MX"/>
+              </w:rPr>
+              <w:t xml:space="preserve"> </w:t>
+            </w:r>
+            <w:proofErr w:type="spellStart"/>
+            <w:r>
+              <w:rPr>
+                <w:sz w:val="18"/>
+                <w:szCs w:val="20"/>
+                <w:lang w:val="es-MX"/>
+              </w:rPr>
+              <w:t>with</w:t>
+            </w:r>
+            <w:proofErr w:type="spellEnd"/>
+            <w:r>
+              <w:rPr>
+                <w:sz w:val="18"/>
+                <w:szCs w:val="20"/>
+                <w:lang w:val="es-MX"/>
+              </w:rPr>
+              <w:t xml:space="preserve"> Business </w:t>
+            </w:r>
+            <w:proofErr w:type="spellStart"/>
+            <w:r>
+              <w:rPr>
+                <w:sz w:val="18"/>
+                <w:szCs w:val="20"/>
+                <w:lang w:val="es-MX"/>
+              </w:rPr>
+              <w:t>Analysis</w:t>
+            </w:r>
+            <w:proofErr w:type="spellEnd"/>
+            <w:r>
+              <w:rPr>
+                <w:sz w:val="18"/>
+                <w:szCs w:val="20"/>
+                <w:lang w:val="es-MX"/>
+              </w:rPr>
+              <w:t xml:space="preserve"> para la identificación y definición estructurada de problemas de negocio.</w:t>
+            </w:r>
+          </w:p>
+          <w:p>
+            <w:pPr>
+              <w:pStyle w:val="NoSpacing"/>
+              <w:ind w:left="0"/>
+              <w:jc w:val="both"/>
+              <w:rPr>
+                <w:sz w:val="18"/>
+                <w:szCs w:val="20"/>
+                <w:lang w:val="es-MX"/>
+              </w:rPr>
+            </w:pPr>
+            <w:r>
+              <w:rPr>
+                <w:sz w:val="18"/>
+                <w:szCs w:val="20"/>
+                <w:lang w:val="es-MX"/>
+              </w:rPr>
+              <w:t>• He usado la certificación The Complete UML Course para el análisis, modelado y diseño de sistemas mediante diagramas UML claros y estructurados.</w:t>
+            </w:r>
+          </w:p>
+          <w:p>
+            <w:pPr>
+              <w:pStyle w:val="NoSpacing"/>
+              <w:ind w:left="0"/>
+              <w:jc w:val="both"/>
+              <w:rPr>
+                <w:sz w:val="18"/>
+                <w:szCs w:val="20"/>
+                <w:lang w:val="es-MX"/>
+              </w:rPr>
+            </w:pPr>
+            <w:r>
+              <w:rPr>
+                <w:sz w:val="18"/>
+                <w:szCs w:val="20"/>
+                <w:lang w:val="es-MX"/>
+              </w:rPr>
+              <w:t xml:space="preserve">• He usado el curso Business </w:t>
+            </w:r>
+            <w:proofErr w:type="spellStart"/>
+            <w:r>
+              <w:rPr>
+                <w:sz w:val="18"/>
+                <w:szCs w:val="20"/>
+                <w:lang w:val="es-MX"/>
+              </w:rPr>
+              <w:t>Analysis</w:t>
+            </w:r>
+            <w:proofErr w:type="spellEnd"/>
+            <w:r>
+              <w:rPr>
+                <w:sz w:val="18"/>
+                <w:szCs w:val="20"/>
+                <w:lang w:val="es-MX"/>
+              </w:rPr>
+              <w:t xml:space="preserve"> Working </w:t>
+            </w:r>
+            <w:proofErr w:type="spellStart"/>
+            <w:r>
+              <w:rPr>
+                <w:sz w:val="18"/>
+                <w:szCs w:val="20"/>
+                <w:lang w:val="es-MX"/>
+              </w:rPr>
+              <w:t>with</w:t>
+            </w:r>
+            <w:proofErr w:type="spellEnd"/>
+            <w:r>
+              <w:rPr>
+                <w:sz w:val="18"/>
+                <w:szCs w:val="20"/>
+                <w:lang w:val="es-MX"/>
+              </w:rPr>
+              <w:t xml:space="preserve"> Use Cases para el análisis y documentación de requerimientos a través de casos de uso.</w:t>
+            </w:r>
+          </w:p>
+          <w:p>
+            <w:pPr>
+              <w:pStyle w:val="NoSpacing"/>
+              <w:ind w:left="0"/>
+              <w:jc w:val="both"/>
+              <w:rPr>
+                <w:szCs w:val="22"/>
+                <w:lang w:val="es-MX"/>
+              </w:rPr>
+            </w:pPr>
+            <w:r>
+              <w:rPr>
+                <w:sz w:val="18"/>
+                <w:szCs w:val="20"/>
+                <w:lang w:val="es-MX"/>
+              </w:rPr>
+              <w:t>• Participo en los siguientes procesos definidos por la metodología PDSS3 de atención de proyectos tradicionales de Softtek:</w:t>
+            </w:r>
+          </w:p>
+          <w:p>
+            <w:pPr>
+              <w:pStyle w:val="NoSpacing"/>
+              <w:numPr>
+                <w:ilvl w:val="0"/>
+                <w:numId w:val="38"/>
+              </w:numPr>
+              <w:jc w:val="both"/>
+              <w:rPr>
+                <w:szCs w:val="22"/>
+                <w:lang w:val="es-MX"/>
+              </w:rPr>
+            </w:pPr>
+            <w:r>
+              <w:rPr>
+                <w:sz w:val="18"/>
+                <w:szCs w:val="20"/>
+                <w:lang w:val="es-MX"/>
+              </w:rPr>
+              <w:t>ISP: Inicializo la gestión documental del proyecto, definiendo lineamientos, estructura de carpetas y requisitos de evidencias.</w:t>
+            </w:r>
+          </w:p>
+          <w:p>
+            <w:pPr>
+              <w:pStyle w:val="NoSpacing"/>
+              <w:numPr>
+                <w:ilvl w:val="0"/>
+                <w:numId w:val="38"/>
+              </w:numPr>
+              <w:jc w:val="both"/>
+              <w:rPr>
+                <w:szCs w:val="22"/>
+                <w:lang w:val="es-MX"/>
+              </w:rPr>
+            </w:pPr>
+            <w:r>
+              <w:rPr>
+                <w:sz w:val="18"/>
+                <w:szCs w:val="20"/>
+                <w:lang w:val="es-MX"/>
+              </w:rPr>
+              <w:t>PTO: Doy seguimiento a la entrega documental, validando avances, controlando versiones y asegurando el cumplimiento los criterios establecidos.</w:t>
+            </w:r>
+          </w:p>
+          <w:p>
+            <w:pPr>
+              <w:pStyle w:val="NoSpacing"/>
+              <w:numPr>
+                <w:ilvl w:val="0"/>
+                <w:numId w:val="38"/>
+              </w:numPr>
+              <w:jc w:val="both"/>
+              <w:rPr>
+                <w:szCs w:val="22"/>
+                <w:lang w:val="es-MX"/>
+              </w:rPr>
+            </w:pPr>
+            <w:r>
+              <w:rPr>
+                <w:sz w:val="18"/>
+                <w:szCs w:val="20"/>
+                <w:lang w:val="es-MX"/>
+              </w:rPr>
+              <w:lastRenderedPageBreak/>
+              <w:t>PCR: Gestiono y documento cambios en entregables, asegurando su trazabilidad, actualización y correcta integración en la documentación.</w:t>
+            </w:r>
+          </w:p>
+          <w:p>
+            <w:pPr>
+              <w:pStyle w:val="NoSpacing"/>
+              <w:numPr>
+                <w:ilvl w:val="0"/>
+                <w:numId w:val="38"/>
+              </w:numPr>
+              <w:jc w:val="both"/>
+              <w:rPr>
+                <w:szCs w:val="22"/>
+                <w:lang w:val="es-MX"/>
+              </w:rPr>
+            </w:pPr>
+            <w:r>
+              <w:rPr>
+                <w:sz w:val="18"/>
+                <w:szCs w:val="20"/>
+                <w:lang w:val="es-MX"/>
+              </w:rPr>
+              <w:t>FPT: Formalizo la terminación del proyecto mediante la integración, validación y entrega final de la documentación con sus respectivas evidencias y firmas.</w:t>
+            </w:r>
+          </w:p>
+          <w:p>
+            <w:pPr>
+              <w:pStyle w:val="NoSpacing"/>
+              <w:ind w:left="0"/>
+              <w:jc w:val="both"/>
+              <w:rPr>
+                <w:szCs w:val="22"/>
+                <w:lang w:val="es-MX"/>
+              </w:rPr>
+            </w:pPr>
+            <w:r>
+              <w:rPr>
+                <w:sz w:val="18"/>
+                <w:szCs w:val="20"/>
+                <w:lang w:val="es-MX"/>
+              </w:rPr>
+              <w:t xml:space="preserve">• Me asignaron en Citibanamex para atender el proyecto </w:t>
+            </w:r>
+            <w:proofErr w:type="spellStart"/>
+            <w:r>
+              <w:rPr>
+                <w:sz w:val="18"/>
+                <w:szCs w:val="20"/>
+                <w:lang w:val="es-MX"/>
+              </w:rPr>
+              <w:t>Divestiture</w:t>
+            </w:r>
+            <w:proofErr w:type="spellEnd"/>
+            <w:r>
+              <w:rPr>
+                <w:sz w:val="18"/>
+                <w:szCs w:val="20"/>
+                <w:lang w:val="es-MX"/>
+              </w:rPr>
+              <w:t xml:space="preserve"> que consistió en la clonación de 14 aplicaciones que componen el sistema de Canal Inteligente para la separación del banco.</w:t>
+            </w:r>
+          </w:p>
+          <w:p>
+            <w:pPr>
+              <w:pStyle w:val="NoSpacing"/>
+              <w:ind w:left="0"/>
+              <w:jc w:val="both"/>
+              <w:rPr>
+                <w:szCs w:val="22"/>
+                <w:lang w:val="es-MX"/>
+              </w:rPr>
+            </w:pPr>
+            <w:r>
+              <w:rPr>
+                <w:sz w:val="18"/>
+                <w:szCs w:val="20"/>
+                <w:lang w:val="es-MX"/>
+              </w:rPr>
+              <w:t xml:space="preserve">• Realicé la </w:t>
+            </w:r>
+            <w:proofErr w:type="spellStart"/>
+            <w:r>
+              <w:rPr>
+                <w:sz w:val="18"/>
+                <w:szCs w:val="20"/>
+                <w:lang w:val="es-MX"/>
+              </w:rPr>
+              <w:t>recompilación</w:t>
+            </w:r>
+            <w:proofErr w:type="spellEnd"/>
+            <w:r>
+              <w:rPr>
+                <w:sz w:val="18"/>
+                <w:szCs w:val="20"/>
+                <w:lang w:val="es-MX"/>
+              </w:rPr>
+              <w:t xml:space="preserve"> de las aplicaciones, preparé paquetes de instalación, y elaboré Change Request en Service Now para su implementación en ambientes Pruebas de Aceptación de Usuario (UAT) y PROD, además de brindar soporte a pruebas.</w:t>
+            </w:r>
+          </w:p>
+          <w:p>
+            <w:pPr>
+              <w:pStyle w:val="NoSpacing"/>
+              <w:ind w:left="0"/>
+              <w:jc w:val="both"/>
+              <w:rPr>
+                <w:szCs w:val="22"/>
+                <w:lang w:val="es-MX"/>
+              </w:rPr>
+            </w:pPr>
+            <w:r>
+              <w:rPr>
+                <w:sz w:val="18"/>
+                <w:szCs w:val="20"/>
+                <w:lang w:val="es-MX"/>
+              </w:rPr>
+              <w:t>• Configuré Connect Direct para el envío y recepción de archivos.</w:t>
+            </w:r>
+          </w:p>
+          <w:p>
+            <w:pPr>
+              <w:pStyle w:val="NoSpacing"/>
+              <w:ind w:left="0"/>
+              <w:jc w:val="both"/>
+              <w:rPr>
+                <w:szCs w:val="22"/>
+                <w:lang w:val="es-MX"/>
+              </w:rPr>
+            </w:pPr>
+            <w:r>
+              <w:rPr>
+                <w:sz w:val="18"/>
+                <w:szCs w:val="20"/>
+                <w:lang w:val="es-MX"/>
+              </w:rPr>
+              <w:t xml:space="preserve">• Generé Jobs de </w:t>
+            </w:r>
+            <w:proofErr w:type="spellStart"/>
+            <w:r>
+              <w:rPr>
+                <w:sz w:val="18"/>
+                <w:szCs w:val="20"/>
+                <w:lang w:val="es-MX"/>
+              </w:rPr>
+              <w:t>Autosys</w:t>
+            </w:r>
+            <w:proofErr w:type="spellEnd"/>
+            <w:r>
+              <w:rPr>
+                <w:sz w:val="18"/>
+                <w:szCs w:val="20"/>
+                <w:lang w:val="es-MX"/>
+              </w:rPr>
+              <w:t xml:space="preserve"> y actualicé documentación.</w:t>
+            </w:r>
+          </w:p>
+          <w:p>
+            <w:pPr>
+              <w:pStyle w:val="NoSpacing"/>
+              <w:ind w:left="0"/>
+              <w:jc w:val="both"/>
+              <w:rPr>
+                <w:szCs w:val="22"/>
+                <w:lang w:val="es-MX"/>
+              </w:rPr>
+            </w:pPr>
+            <w:r>
+              <w:rPr>
+                <w:sz w:val="18"/>
+                <w:szCs w:val="20"/>
+                <w:lang w:val="es-MX"/>
+              </w:rPr>
+              <w:t xml:space="preserve">• Participé en el proyecto THOR para el </w:t>
+            </w:r>
+            <w:proofErr w:type="spellStart"/>
+            <w:r>
+              <w:rPr>
+                <w:sz w:val="18"/>
+                <w:szCs w:val="20"/>
+                <w:lang w:val="es-MX"/>
+              </w:rPr>
+              <w:t>upgrade</w:t>
+            </w:r>
+            <w:proofErr w:type="spellEnd"/>
+            <w:r>
+              <w:rPr>
+                <w:sz w:val="18"/>
+                <w:szCs w:val="20"/>
+                <w:lang w:val="es-MX"/>
+              </w:rPr>
+              <w:t xml:space="preserve"> de versiones de Red </w:t>
+            </w:r>
+            <w:proofErr w:type="spellStart"/>
+            <w:r>
+              <w:rPr>
+                <w:sz w:val="18"/>
+                <w:szCs w:val="20"/>
+                <w:lang w:val="es-MX"/>
+              </w:rPr>
+              <w:t>Hat</w:t>
+            </w:r>
+            <w:proofErr w:type="spellEnd"/>
+            <w:r>
+              <w:rPr>
+                <w:sz w:val="18"/>
+                <w:szCs w:val="20"/>
+                <w:lang w:val="es-MX"/>
+              </w:rPr>
+              <w:t xml:space="preserve"> 8, </w:t>
+            </w:r>
+            <w:proofErr w:type="spellStart"/>
+            <w:r>
+              <w:rPr>
+                <w:sz w:val="18"/>
+                <w:szCs w:val="20"/>
+                <w:lang w:val="es-MX"/>
+              </w:rPr>
+              <w:t>Tuxedo</w:t>
+            </w:r>
+            <w:proofErr w:type="spellEnd"/>
+            <w:r>
+              <w:rPr>
+                <w:sz w:val="18"/>
+                <w:szCs w:val="20"/>
+                <w:lang w:val="es-MX"/>
+              </w:rPr>
+              <w:t xml:space="preserve"> 22, Oracle </w:t>
+            </w:r>
+            <w:proofErr w:type="spellStart"/>
+            <w:r>
+              <w:rPr>
+                <w:sz w:val="18"/>
+                <w:szCs w:val="20"/>
+                <w:lang w:val="es-MX"/>
+              </w:rPr>
+              <w:t>Database</w:t>
+            </w:r>
+            <w:proofErr w:type="spellEnd"/>
+            <w:r>
+              <w:rPr>
+                <w:sz w:val="18"/>
+                <w:szCs w:val="20"/>
+                <w:lang w:val="es-MX"/>
+              </w:rPr>
+              <w:t xml:space="preserve"> (Motor de base de datos empresarial) 19 y </w:t>
+            </w:r>
+            <w:proofErr w:type="spellStart"/>
+            <w:r>
+              <w:rPr>
+                <w:sz w:val="18"/>
+                <w:szCs w:val="20"/>
+                <w:lang w:val="es-MX"/>
+              </w:rPr>
+              <w:t>Connect</w:t>
+            </w:r>
+            <w:proofErr w:type="spellEnd"/>
+            <w:r>
+              <w:rPr>
+                <w:sz w:val="18"/>
+                <w:szCs w:val="20"/>
+                <w:lang w:val="es-MX"/>
+              </w:rPr>
+              <w:t xml:space="preserve"> Direct, y preparé Change Request para las implementaciones en Pruebas de Aceptación de Usuario (UAT) y PROD.</w:t>
+            </w:r>
+          </w:p>
+          <w:p>
+            <w:pPr>
+              <w:pStyle w:val="NoSpacing"/>
+              <w:ind w:left="0"/>
+              <w:jc w:val="both"/>
+              <w:rPr>
+                <w:szCs w:val="22"/>
+                <w:lang w:val="es-MX"/>
+              </w:rPr>
+            </w:pPr>
+            <w:r>
+              <w:rPr>
+                <w:sz w:val="18"/>
+                <w:szCs w:val="20"/>
+                <w:lang w:val="es-MX"/>
+              </w:rPr>
+              <w:t xml:space="preserve">• Me asignaron en </w:t>
+            </w:r>
+            <w:proofErr w:type="spellStart"/>
+            <w:r>
+              <w:rPr>
+                <w:sz w:val="18"/>
+                <w:szCs w:val="20"/>
+                <w:lang w:val="es-MX"/>
+              </w:rPr>
+              <w:t>CitiBanamex</w:t>
+            </w:r>
+            <w:proofErr w:type="spellEnd"/>
+            <w:r>
+              <w:rPr>
+                <w:sz w:val="18"/>
+                <w:szCs w:val="20"/>
+                <w:lang w:val="es-MX"/>
+              </w:rPr>
+              <w:t xml:space="preserve"> como ST Integrador participando en los proyectos CFDI Complemento de Pago y Llaves PIN CVV; como BA trabajé en Implement IFRS9 and </w:t>
+            </w:r>
+            <w:proofErr w:type="spellStart"/>
+            <w:r>
+              <w:rPr>
+                <w:sz w:val="18"/>
+                <w:szCs w:val="20"/>
+                <w:lang w:val="es-MX"/>
+              </w:rPr>
+              <w:t>Accounting</w:t>
+            </w:r>
+            <w:proofErr w:type="spellEnd"/>
+            <w:r>
+              <w:rPr>
+                <w:sz w:val="18"/>
+                <w:szCs w:val="20"/>
+                <w:lang w:val="es-MX"/>
+              </w:rPr>
+              <w:t xml:space="preserve"> </w:t>
+            </w:r>
+            <w:proofErr w:type="spellStart"/>
+            <w:r>
+              <w:rPr>
+                <w:sz w:val="18"/>
+                <w:szCs w:val="20"/>
+                <w:lang w:val="es-MX"/>
+              </w:rPr>
+              <w:t>Event</w:t>
+            </w:r>
+            <w:proofErr w:type="spellEnd"/>
+            <w:r>
+              <w:rPr>
+                <w:sz w:val="18"/>
+                <w:szCs w:val="20"/>
+                <w:lang w:val="es-MX"/>
+              </w:rPr>
+              <w:t xml:space="preserve"> Model </w:t>
+            </w:r>
+            <w:proofErr w:type="spellStart"/>
+            <w:r>
+              <w:rPr>
+                <w:sz w:val="18"/>
+                <w:szCs w:val="20"/>
+                <w:lang w:val="es-MX"/>
+              </w:rPr>
+              <w:t>for</w:t>
+            </w:r>
+            <w:proofErr w:type="spellEnd"/>
+            <w:r>
+              <w:rPr>
+                <w:sz w:val="18"/>
+                <w:szCs w:val="20"/>
+                <w:lang w:val="es-MX"/>
+              </w:rPr>
+              <w:t xml:space="preserve"> </w:t>
+            </w:r>
+            <w:proofErr w:type="gramStart"/>
+            <w:r>
+              <w:rPr>
+                <w:sz w:val="18"/>
+                <w:szCs w:val="20"/>
+                <w:lang w:val="es-MX"/>
+              </w:rPr>
+              <w:t xml:space="preserve">PILS  </w:t>
+            </w:r>
+            <w:proofErr w:type="spellStart"/>
+            <w:r>
+              <w:rPr>
+                <w:sz w:val="18"/>
+                <w:szCs w:val="20"/>
+                <w:lang w:val="es-MX"/>
+              </w:rPr>
+              <w:t>Payroll</w:t>
+            </w:r>
+            <w:proofErr w:type="spellEnd"/>
+            <w:proofErr w:type="gramEnd"/>
+            <w:r>
+              <w:rPr>
+                <w:sz w:val="18"/>
+                <w:szCs w:val="20"/>
+                <w:lang w:val="es-MX"/>
+              </w:rPr>
+              <w:t>, analizando requerimientos de alto nivel, coordinando equipos y gestionando y dando seguimiento a las actividades para garantizar el cumplimiento de objetivos en tiempo y forma.</w:t>
+            </w:r>
+          </w:p>
+          <w:p>
+            <w:pPr>
+              <w:pStyle w:val="NoSpacing"/>
+              <w:ind w:left="0"/>
+              <w:jc w:val="both"/>
+              <w:rPr>
+                <w:szCs w:val="22"/>
+                <w:lang w:val="es-MX"/>
+              </w:rPr>
+            </w:pPr>
+            <w:r>
+              <w:rPr>
+                <w:sz w:val="18"/>
+                <w:szCs w:val="20"/>
+                <w:lang w:val="es-MX"/>
+              </w:rPr>
+              <w:t xml:space="preserve">• Atendí diferentes sistemas comerciales de Grupo Bimbo a nivel nacional e internacional, analicé requerimientos, estimé y desarrollé nuevos requerimientos; generé, administré y tuneé bases de datos; desarrollé </w:t>
+            </w:r>
+            <w:proofErr w:type="spellStart"/>
+            <w:r>
+              <w:rPr>
+                <w:sz w:val="18"/>
+                <w:szCs w:val="20"/>
+                <w:lang w:val="es-MX"/>
+              </w:rPr>
+              <w:t>stored</w:t>
+            </w:r>
+            <w:proofErr w:type="spellEnd"/>
+            <w:r>
+              <w:rPr>
+                <w:sz w:val="18"/>
+                <w:szCs w:val="20"/>
+                <w:lang w:val="es-MX"/>
+              </w:rPr>
+              <w:t xml:space="preserve"> </w:t>
+            </w:r>
+            <w:proofErr w:type="spellStart"/>
+            <w:r>
+              <w:rPr>
+                <w:sz w:val="18"/>
+                <w:szCs w:val="20"/>
+                <w:lang w:val="es-MX"/>
+              </w:rPr>
+              <w:t>procedures</w:t>
+            </w:r>
+            <w:proofErr w:type="spellEnd"/>
+            <w:r>
+              <w:rPr>
+                <w:sz w:val="18"/>
+                <w:szCs w:val="20"/>
+                <w:lang w:val="es-MX"/>
+              </w:rPr>
+              <w:t xml:space="preserve"> para optimizar performance en reportes y procesos; actué como DBA Sybase en ambientes de pruebas y extraje información sobre incidencias en producción para la generación de tableros.</w:t>
+            </w:r>
+          </w:p>
+          <w:p>
+            <w:pPr>
+              <w:pStyle w:val="NoSpacing"/>
+              <w:ind w:left="0"/>
+              <w:jc w:val="both"/>
+              <w:rPr>
+                <w:szCs w:val="22"/>
+                <w:lang w:val="es-MX"/>
+              </w:rPr>
+            </w:pPr>
           </w:p>
         </w:tc>
       </w:tr>
@@ -709,17 +1643,6 @@
           <w:lang w:val="es-419"/>
         </w:rPr>
       </w:pPr>
-      <w:r>
-        <w:rPr>
-          <w:rFonts w:ascii="Arial" w:hAnsi="Arial" w:cs="Arial"/>
-          <w:bCs/>
-          <w:sz w:val="18"/>
-          <w:szCs w:val="18"/>
-          <w:lang w:val="es-419"/>
-        </w:rPr>
-        <w:t xml:space="preserve"/>
-      </w:r>
-      <w:proofErr w:type="gramEnd"/>
     </w:p>
     <w:tbl>
       <w:tblPr>
@@ -769,7 +1692,7 @@
                 <w:szCs w:val="18"/>
                 <w:lang w:val="es-MX"/>
               </w:rPr>
-              <w:t xml:space="preserve">Empresa</w:t>
+              <w:t>Empresa</w:t>
             </w:r>
           </w:p>
           <w:p>
@@ -782,15 +1705,14 @@
                 <w:lang w:val="es-MX"/>
               </w:rPr>
             </w:pPr>
-            <w:proofErr w:type="gramStart"/>
-            <w:r>
-              <w:rPr>
-                <w:rFonts w:ascii="Arial" w:hAnsi="Arial" w:cs="Arial"/>
-                <w:sz w:val="18"/>
-                <w:szCs w:val="18"/>
-                <w:lang w:val="es-MX"/>
-              </w:rPr>
-              <w:t xml:space="preserve">Randstad Mexico S de RL de CV</w:t>
+            <w:r>
+              <w:rPr>
+                <w:rFonts w:ascii="Arial" w:hAnsi="Arial" w:cs="Arial"/>
+                <w:sz w:val="18"/>
+                <w:szCs w:val="18"/>
+                <w:lang w:val="es-MX"/>
+              </w:rPr>
+              <w:t>La Mancha Consultores SC</w:t>
             </w:r>
           </w:p>
         </w:tc>
@@ -816,7 +1738,7 @@
                 <w:szCs w:val="18"/>
                 <w:lang w:val="es-MX"/>
               </w:rPr>
-              <w:t xml:space="preserve">Puesto</w:t>
+              <w:t>Puesto</w:t>
             </w:r>
           </w:p>
           <w:p>
@@ -829,15 +1751,14 @@
                 <w:lang w:val="es-MX"/>
               </w:rPr>
             </w:pPr>
-            <w:proofErr w:type="gramStart"/>
-            <w:r>
-              <w:rPr>
-                <w:rFonts w:ascii="Arial" w:hAnsi="Arial" w:cs="Arial"/>
-                <w:sz w:val="18"/>
-                <w:szCs w:val="18"/>
-                <w:lang w:val="es-MX"/>
-              </w:rPr>
-              <w:t xml:space="preserve">Information Analyst</w:t>
+            <w:r>
+              <w:rPr>
+                <w:rFonts w:ascii="Arial" w:hAnsi="Arial" w:cs="Arial"/>
+                <w:sz w:val="18"/>
+                <w:szCs w:val="18"/>
+                <w:lang w:val="es-MX"/>
+              </w:rPr>
+              <w:t>ST Integrador, BA</w:t>
             </w:r>
           </w:p>
         </w:tc>
@@ -863,7 +1784,7 @@
                 <w:szCs w:val="18"/>
                 <w:lang w:val="es-MX"/>
               </w:rPr>
-              <w:t xml:space="preserve">Desde:</w:t>
+              <w:t>Desde:</w:t>
             </w:r>
           </w:p>
           <w:p>
@@ -876,15 +1797,14 @@
                 <w:lang w:val="es-MX"/>
               </w:rPr>
             </w:pPr>
-            <w:proofErr w:type="gramStart"/>
-            <w:r>
-              <w:rPr>
-                <w:rFonts w:ascii="Arial" w:hAnsi="Arial" w:cs="Arial"/>
-                <w:sz w:val="18"/>
-                <w:szCs w:val="18"/>
-                <w:lang w:val="es-MX"/>
-              </w:rPr>
-              <w:t xml:space="preserve">mayo 2015</w:t>
+            <w:r>
+              <w:rPr>
+                <w:rFonts w:ascii="Arial" w:hAnsi="Arial" w:cs="Arial"/>
+                <w:sz w:val="18"/>
+                <w:szCs w:val="18"/>
+                <w:lang w:val="es-MX"/>
+              </w:rPr>
+              <w:t>1 agosto 2019</w:t>
             </w:r>
           </w:p>
         </w:tc>
@@ -919,15 +1839,14 @@
                 <w:lang w:val="es-MX"/>
               </w:rPr>
             </w:pPr>
-            <w:proofErr w:type="gramStart"/>
-            <w:r>
-              <w:rPr>
-                <w:rFonts w:ascii="Arial" w:hAnsi="Arial" w:cs="Arial"/>
-                <w:sz w:val="18"/>
-                <w:szCs w:val="18"/>
-                <w:lang w:val="es-MX"/>
-              </w:rPr>
-              <w:t xml:space="preserve">noviembre 2018</w:t>
+            <w:r>
+              <w:rPr>
+                <w:rFonts w:ascii="Arial" w:hAnsi="Arial" w:cs="Arial"/>
+                <w:sz w:val="18"/>
+                <w:szCs w:val="18"/>
+                <w:lang w:val="es-MX"/>
+              </w:rPr>
+              <w:t>31 julio 2021</w:t>
             </w:r>
           </w:p>
         </w:tc>
@@ -991,7 +1910,7 @@
                 <w:szCs w:val="18"/>
                 <w:lang w:val="es-MX"/>
               </w:rPr>
-              <w:t xml:space="preserve">Actividades Principales</w:t>
+              <w:t>Actividades Principales</w:t>
             </w:r>
           </w:p>
         </w:tc>
@@ -1007,30 +1926,116 @@
               <w:rPr>
                 <w:sz w:val="18"/>
                 <w:szCs w:val="20"/>
-              </w:rPr>
-            </w:pPr>
-            <w:r>
-              <w:rPr>
-                <w:sz w:val="18"/>
-                <w:szCs w:val="20"/>
-              </w:rPr>
-              <w:t xml:space="preserve">•</w:t>
-            </w:r>
+                <w:lang w:val="es-MX"/>
+              </w:rPr>
+            </w:pPr>
+            <w:r>
+              <w:rPr>
+                <w:sz w:val="18"/>
+                <w:szCs w:val="20"/>
+                <w:lang w:val="es-MX"/>
+              </w:rPr>
+              <w:t xml:space="preserve">• Me asignaron en </w:t>
+            </w:r>
+            <w:proofErr w:type="spellStart"/>
+            <w:r>
+              <w:rPr>
+                <w:sz w:val="18"/>
+                <w:szCs w:val="20"/>
+                <w:lang w:val="es-MX"/>
+              </w:rPr>
+              <w:t>CitiBanamex</w:t>
+            </w:r>
+            <w:proofErr w:type="spellEnd"/>
+            <w:r>
+              <w:rPr>
+                <w:sz w:val="18"/>
+                <w:szCs w:val="20"/>
+                <w:lang w:val="es-MX"/>
+              </w:rPr>
+              <w:t xml:space="preserve"> como ST Integrador participando en los proyectos CFDI Complemento de Pago y Llaves PIN CVV; como BA trabajé en Implement IFRS9 and </w:t>
+            </w:r>
+            <w:proofErr w:type="spellStart"/>
+            <w:r>
+              <w:rPr>
+                <w:sz w:val="18"/>
+                <w:szCs w:val="20"/>
+                <w:lang w:val="es-MX"/>
+              </w:rPr>
+              <w:t>Accounting</w:t>
+            </w:r>
+            <w:proofErr w:type="spellEnd"/>
+            <w:r>
+              <w:rPr>
+                <w:sz w:val="18"/>
+                <w:szCs w:val="20"/>
+                <w:lang w:val="es-MX"/>
+              </w:rPr>
+              <w:t xml:space="preserve"> </w:t>
+            </w:r>
+            <w:proofErr w:type="spellStart"/>
+            <w:r>
+              <w:rPr>
+                <w:sz w:val="18"/>
+                <w:szCs w:val="20"/>
+                <w:lang w:val="es-MX"/>
+              </w:rPr>
+              <w:t>Event</w:t>
+            </w:r>
+            <w:proofErr w:type="spellEnd"/>
+            <w:r>
+              <w:rPr>
+                <w:sz w:val="18"/>
+                <w:szCs w:val="20"/>
+                <w:lang w:val="es-MX"/>
+              </w:rPr>
+              <w:t xml:space="preserve"> Model </w:t>
+            </w:r>
+            <w:proofErr w:type="spellStart"/>
+            <w:r>
+              <w:rPr>
+                <w:sz w:val="18"/>
+                <w:szCs w:val="20"/>
+                <w:lang w:val="es-MX"/>
+              </w:rPr>
+              <w:t>for</w:t>
+            </w:r>
+            <w:proofErr w:type="spellEnd"/>
+            <w:r>
+              <w:rPr>
+                <w:sz w:val="18"/>
+                <w:szCs w:val="20"/>
+                <w:lang w:val="es-MX"/>
+              </w:rPr>
+              <w:t xml:space="preserve"> </w:t>
+            </w:r>
+            <w:proofErr w:type="gramStart"/>
+            <w:r>
+              <w:rPr>
+                <w:sz w:val="18"/>
+                <w:szCs w:val="20"/>
+                <w:lang w:val="es-MX"/>
+              </w:rPr>
+              <w:t xml:space="preserve">PILS  </w:t>
+            </w:r>
+            <w:proofErr w:type="spellStart"/>
+            <w:r>
+              <w:rPr>
+                <w:sz w:val="18"/>
+                <w:szCs w:val="20"/>
+                <w:lang w:val="es-MX"/>
+              </w:rPr>
+              <w:t>Payroll</w:t>
+            </w:r>
+            <w:proofErr w:type="spellEnd"/>
             <w:proofErr w:type="gramEnd"/>
             <w:r>
               <w:rPr>
                 <w:sz w:val="18"/>
                 <w:szCs w:val="20"/>
-              </w:rPr>
-              <w:t xml:space="preserve"> </w:t>
-            </w:r>
-            <w:proofErr w:type="gramStart"/>
-            <w:r>
-              <w:rPr>
-                <w:sz w:val="18"/>
-                <w:szCs w:val="20"/>
-              </w:rPr>
-              <w:t xml:space="preserve">Atender sistemas comerciales a nivel nacional e internacional.</w:t>
+                <w:lang w:val="es-MX"/>
+              </w:rPr>
+              <w:t>, analizando requerimientos de alto nivel, coordinando equipos y gestionando y dando seguimiento a las actividades para garantizar el cumplimiento de objetivos en tiempo y forma.</w:t>
             </w:r>
           </w:p>
           <w:p>
@@ -1040,246 +2045,9 @@
               <w:jc w:val="both"/>
               <w:rPr>
                 <w:szCs w:val="22"/>
-              </w:rPr>
-            </w:pPr>
-            <w:r>
-              <w:rPr>
-                <w:sz w:val="18"/>
-                <w:szCs w:val="20"/>
-              </w:rPr>
-              <w:t xml:space="preserve">•</w:t>
-            </w:r>
-            <w:proofErr w:type="gramEnd"/>
-            <w:r>
-              <w:rPr>
-                <w:sz w:val="18"/>
-                <w:szCs w:val="20"/>
-              </w:rPr>
-              <w:t xml:space="preserve"> </w:t>
-            </w:r>
-            <w:proofErr w:type="gramStart"/>
-            <w:r>
-              <w:rPr>
-                <w:sz w:val="18"/>
-                <w:szCs w:val="20"/>
-              </w:rPr>
-              <w:t xml:space="preserve">Analizar requerimientos y elaborar estimaciones para nuevos desarrollos.</w:t>
-            </w:r>
-          </w:p>
-          <w:p>
-            <w:pPr>
-              <w:pStyle w:val="NoSpacing"/>
-              <w:ind w:left="0"/>
-              <w:jc w:val="both"/>
-              <w:rPr>
-                <w:szCs w:val="22"/>
-              </w:rPr>
-            </w:pPr>
-            <w:r>
-              <w:rPr>
-                <w:sz w:val="18"/>
-                <w:szCs w:val="20"/>
-              </w:rPr>
-              <w:t xml:space="preserve">•</w:t>
-            </w:r>
-            <w:proofErr w:type="gramEnd"/>
-            <w:r>
-              <w:rPr>
-                <w:sz w:val="18"/>
-                <w:szCs w:val="20"/>
-              </w:rPr>
-              <w:t xml:space="preserve"> </w:t>
-            </w:r>
-            <w:proofErr w:type="gramStart"/>
-            <w:r>
-              <w:rPr>
-                <w:sz w:val="18"/>
-                <w:szCs w:val="20"/>
-              </w:rPr>
-              <w:t xml:space="preserve">Desarrollar nuevos requerimientos funcionales acordes a necesidades de negocio.</w:t>
-            </w:r>
-          </w:p>
-          <w:p>
-            <w:pPr>
-              <w:pStyle w:val="NoSpacing"/>
-              <w:ind w:left="0"/>
-              <w:jc w:val="both"/>
-              <w:rPr>
-                <w:szCs w:val="22"/>
-              </w:rPr>
-            </w:pPr>
-            <w:r>
-              <w:rPr>
-                <w:sz w:val="18"/>
-                <w:szCs w:val="20"/>
-              </w:rPr>
-              <w:t xml:space="preserve">•</w:t>
-            </w:r>
-            <w:proofErr w:type="gramEnd"/>
-            <w:r>
-              <w:rPr>
-                <w:sz w:val="18"/>
-                <w:szCs w:val="20"/>
-              </w:rPr>
-              <w:t xml:space="preserve"> </w:t>
-            </w:r>
-            <w:proofErr w:type="gramStart"/>
-            <w:r>
-              <w:rPr>
-                <w:sz w:val="18"/>
-                <w:szCs w:val="20"/>
-              </w:rPr>
-              <w:t xml:space="preserve">Generar, administrar y realizar tuning de bases de datos para optimizar performance.</w:t>
-            </w:r>
-          </w:p>
-          <w:p>
-            <w:pPr>
-              <w:pStyle w:val="NoSpacing"/>
-              <w:ind w:left="0"/>
-              <w:jc w:val="both"/>
-              <w:rPr>
-                <w:szCs w:val="22"/>
-              </w:rPr>
-            </w:pPr>
-            <w:r>
-              <w:rPr>
-                <w:sz w:val="18"/>
-                <w:szCs w:val="20"/>
-              </w:rPr>
-              <w:t xml:space="preserve">•</w:t>
-            </w:r>
-            <w:proofErr w:type="gramEnd"/>
-            <w:r>
-              <w:rPr>
-                <w:sz w:val="18"/>
-                <w:szCs w:val="20"/>
-              </w:rPr>
-              <w:t xml:space="preserve"> </w:t>
-            </w:r>
-            <w:proofErr w:type="gramStart"/>
-            <w:r>
-              <w:rPr>
-                <w:sz w:val="18"/>
-                <w:szCs w:val="20"/>
-              </w:rPr>
-              <w:t xml:space="preserve">Desarrollar stored procedures para optimización de reportes y procesos.</w:t>
-            </w:r>
-          </w:p>
-          <w:p>
-            <w:pPr>
-              <w:pStyle w:val="NoSpacing"/>
-              <w:ind w:left="0"/>
-              <w:jc w:val="both"/>
-              <w:rPr>
-                <w:szCs w:val="22"/>
-              </w:rPr>
-            </w:pPr>
-            <w:r>
-              <w:rPr>
-                <w:sz w:val="18"/>
-                <w:szCs w:val="20"/>
-              </w:rPr>
-              <w:t xml:space="preserve">•</w:t>
-            </w:r>
-            <w:proofErr w:type="gramEnd"/>
-            <w:r>
-              <w:rPr>
-                <w:sz w:val="18"/>
-                <w:szCs w:val="20"/>
-              </w:rPr>
-              <w:t xml:space="preserve"> </w:t>
-            </w:r>
-            <w:proofErr w:type="gramStart"/>
-            <w:r>
-              <w:rPr>
-                <w:sz w:val="18"/>
-                <w:szCs w:val="20"/>
-              </w:rPr>
-              <w:t xml:space="preserve">Actuar como DBA Sybase en ambientes de pruebas.</w:t>
-            </w:r>
-          </w:p>
-          <w:p>
-            <w:pPr>
-              <w:pStyle w:val="NoSpacing"/>
-              <w:ind w:left="0"/>
-              <w:jc w:val="both"/>
-              <w:rPr>
-                <w:szCs w:val="22"/>
-              </w:rPr>
-            </w:pPr>
-            <w:r>
-              <w:rPr>
-                <w:sz w:val="18"/>
-                <w:szCs w:val="20"/>
-              </w:rPr>
-              <w:t xml:space="preserve">•</w:t>
-            </w:r>
-            <w:proofErr w:type="gramEnd"/>
-            <w:r>
-              <w:rPr>
-                <w:sz w:val="18"/>
-                <w:szCs w:val="20"/>
-              </w:rPr>
-              <w:t xml:space="preserve"> </w:t>
-            </w:r>
-            <w:proofErr w:type="gramStart"/>
-            <w:r>
-              <w:rPr>
-                <w:sz w:val="18"/>
-                <w:szCs w:val="20"/>
-              </w:rPr>
-              <w:t xml:space="preserve">Extraer información relacionada con incidencias para análisis y diagnóstico.</w:t>
-            </w:r>
-          </w:p>
-          <w:p>
-            <w:pPr>
-              <w:pStyle w:val="NoSpacing"/>
-              <w:ind w:left="0"/>
-              <w:jc w:val="both"/>
-              <w:rPr>
-                <w:szCs w:val="22"/>
-              </w:rPr>
-            </w:pPr>
-            <w:r>
-              <w:rPr>
-                <w:sz w:val="18"/>
-                <w:szCs w:val="20"/>
-              </w:rPr>
-              <w:t xml:space="preserve">•</w:t>
-            </w:r>
-            <w:proofErr w:type="gramEnd"/>
-            <w:r>
-              <w:rPr>
-                <w:sz w:val="18"/>
-                <w:szCs w:val="20"/>
-              </w:rPr>
-              <w:t xml:space="preserve"> </w:t>
-            </w:r>
-            <w:proofErr w:type="gramStart"/>
-            <w:r>
-              <w:rPr>
-                <w:sz w:val="18"/>
-                <w:szCs w:val="20"/>
-              </w:rPr>
-              <w:t xml:space="preserve">Generar tableros para el análisis y corrección de incidencias recurrentes por país.</w:t>
-            </w:r>
-          </w:p>
-          <w:p>
-            <w:pPr>
-              <w:pStyle w:val="NoSpacing"/>
-              <w:ind w:left="0"/>
-              <w:jc w:val="both"/>
-              <w:rPr>
-                <w:szCs w:val="22"/>
-              </w:rPr>
-            </w:pPr>
-            <w:r>
-              <w:rPr>
-                <w:sz w:val="18"/>
-                <w:szCs w:val="20"/>
-              </w:rPr>
-              <w:t xml:space="preserve"/>
-            </w:r>
+                <w:lang w:val="es-MX"/>
+              </w:rPr>
+            </w:pPr>
           </w:p>
         </w:tc>
       </w:tr>
@@ -1294,39 +2062,217 @@
           <w:lang w:val="es-419"/>
         </w:rPr>
       </w:pPr>
-      <w:r>
-        <w:rPr>
-          <w:rFonts w:ascii="Arial" w:hAnsi="Arial" w:cs="Arial"/>
-          <w:bCs/>
-          <w:sz w:val="18"/>
-          <w:szCs w:val="18"/>
-          <w:lang w:val="es-419"/>
-        </w:rPr>
-        <w:t xml:space="preserve"/>
-      </w:r>
-      <w:r>
-        <w:rPr>
-          <w:rFonts w:ascii="Arial" w:hAnsi="Arial" w:cs="Arial"/>
-          <w:bCs/>
-          <w:sz w:val="18"/>
-          <w:szCs w:val="18"/>
-          <w:lang w:val="es-MX"/>
-        </w:rPr>
-        <w:t xml:space="preserve"/>
-      </w:r>
     </w:p>
+    <w:tbl>
+      <w:tblPr>
+        <w:tblW w:w="0" w:type="auto"/>
+        <w:tblInd w:w="-75" w:type="dxa"/>
+        <w:tblBorders>
+          <w:top w:val="single" w:sz="4" w:space="0" w:color="auto"/>
+          <w:left w:val="single" w:sz="4" w:space="0" w:color="auto"/>
+          <w:bottom w:val="single" w:sz="4" w:space="0" w:color="auto"/>
+          <w:right w:val="single" w:sz="4" w:space="0" w:color="auto"/>
+          <w:insideH w:val="single" w:sz="4" w:space="0" w:color="auto"/>
+          <w:insideV w:val="single" w:sz="4" w:space="0" w:color="auto"/>
+        </w:tblBorders>
+        <w:tblLayout w:type="fixed"/>
+        <w:tblCellMar>
+          <w:left w:w="105" w:type="dxa"/>
+          <w:right w:w="105" w:type="dxa"/>
+        </w:tblCellMar>
+        <w:tblLook w:val="0000" w:firstRow="0" w:lastRow="0" w:firstColumn="0" w:lastColumn="0" w:noHBand="0" w:noVBand="0"/>
+      </w:tblPr>
+      <w:tblGrid>
+        <w:gridCol w:w="2472"/>
+        <w:gridCol w:w="2472"/>
+        <w:gridCol w:w="2472"/>
+        <w:gridCol w:w="2475"/>
+      </w:tblGrid>
+      <w:tr>
+        <w:tc>
+          <w:tcPr>
+            <w:tcW w:w="2472" w:type="dxa"/>
+          </w:tcPr>
+          <w:p>
+            <w:pPr>
+              <w:rPr>
+                <w:rFonts w:ascii="Arial" w:hAnsi="Arial" w:cs="Arial"/>
+                <w:b/>
+                <w:sz w:val="18"/>
+                <w:szCs w:val="18"/>
+                <w:lang w:val="en-US"/>
+              </w:rPr>
+            </w:pPr>
+            <w:r>
+              <w:rPr>
+                <w:rFonts w:ascii="Arial" w:hAnsi="Arial" w:cs="Arial"/>
+                <w:b/>
+                <w:sz w:val="18"/>
+                <w:szCs w:val="18"/>
+                <w:lang w:val="en-US"/>
+              </w:rPr>
+              <w:t>Empresa</w:t>
+            </w:r>
+          </w:p>
+          <w:p>
+            <w:pPr>
+              <w:rPr>
+                <w:rFonts w:ascii="Arial" w:hAnsi="Arial" w:cs="Arial"/>
+                <w:color w:val="0070C0"/>
+                <w:sz w:val="18"/>
+                <w:szCs w:val="18"/>
+                <w:lang w:val="en-US"/>
+              </w:rPr>
+            </w:pPr>
+            <w:r>
+              <w:rPr>
+                <w:rFonts w:ascii="Arial" w:hAnsi="Arial" w:cs="Arial"/>
+                <w:sz w:val="18"/>
+                <w:szCs w:val="18"/>
+                <w:lang w:val="en-US"/>
+              </w:rPr>
+              <w:t>Quality ITS, S.C.</w:t>
+            </w:r>
+          </w:p>
+        </w:tc>
+        <w:tc>
+          <w:tcPr>
+            <w:tcW w:w="2472" w:type="dxa"/>
+          </w:tcPr>
+          <w:p>
+            <w:pPr>
+              <w:rPr>
+                <w:rFonts w:ascii="Arial" w:hAnsi="Arial" w:cs="Arial"/>
+                <w:b/>
+                <w:sz w:val="18"/>
+                <w:szCs w:val="18"/>
+                <w:lang w:val="es-MX"/>
+              </w:rPr>
+            </w:pPr>
+            <w:r>
+              <w:rPr>
+                <w:rFonts w:ascii="Arial" w:hAnsi="Arial" w:cs="Arial"/>
+                <w:b/>
+                <w:sz w:val="18"/>
+                <w:szCs w:val="18"/>
+                <w:lang w:val="es-MX"/>
+              </w:rPr>
+              <w:t>Puesto</w:t>
+            </w:r>
+          </w:p>
+          <w:p>
+            <w:pPr>
+              <w:rPr>
+                <w:rFonts w:ascii="Arial" w:hAnsi="Arial" w:cs="Arial"/>
+                <w:bCs/>
+                <w:sz w:val="18"/>
+                <w:szCs w:val="18"/>
+                <w:lang w:val="es-MX"/>
+              </w:rPr>
+            </w:pPr>
+            <w:r>
+              <w:rPr>
+                <w:rFonts w:ascii="Arial" w:hAnsi="Arial" w:cs="Arial"/>
+                <w:sz w:val="18"/>
+                <w:szCs w:val="18"/>
+                <w:lang w:val="es-MX"/>
+              </w:rPr>
+              <w:t>Líder Técnico / Information Analyst</w:t>
+            </w:r>
+          </w:p>
+        </w:tc>
+        <w:tc>
+          <w:tcPr>
+            <w:tcW w:w="2472" w:type="dxa"/>
+          </w:tcPr>
+          <w:p>
+            <w:pPr>
+              <w:rPr>
+                <w:rFonts w:ascii="Arial" w:hAnsi="Arial" w:cs="Arial"/>
+                <w:b/>
+                <w:sz w:val="18"/>
+                <w:szCs w:val="18"/>
+                <w:lang w:val="es-MX"/>
+              </w:rPr>
+            </w:pPr>
+            <w:r>
+              <w:rPr>
+                <w:rFonts w:ascii="Arial" w:hAnsi="Arial" w:cs="Arial"/>
+                <w:b/>
+                <w:sz w:val="18"/>
+                <w:szCs w:val="18"/>
+                <w:lang w:val="es-MX"/>
+              </w:rPr>
+              <w:t>Desde:</w:t>
+            </w:r>
+          </w:p>
+          <w:p>
+            <w:pPr>
+              <w:rPr>
+                <w:rFonts w:ascii="Arial" w:hAnsi="Arial" w:cs="Arial"/>
+                <w:bCs/>
+                <w:sz w:val="18"/>
+                <w:szCs w:val="18"/>
+                <w:lang w:val="es-MX"/>
+              </w:rPr>
+            </w:pPr>
+            <w:r>
+              <w:rPr>
+                <w:rFonts w:ascii="Arial" w:hAnsi="Arial" w:cs="Arial"/>
+                <w:sz w:val="18"/>
+                <w:szCs w:val="18"/>
+                <w:lang w:val="es-MX"/>
+              </w:rPr>
+              <w:t>2 mayo 2015</w:t>
+            </w:r>
+          </w:p>
+        </w:tc>
+        <w:tc>
+          <w:tcPr>
+            <w:tcW w:w="2475" w:type="dxa"/>
+          </w:tcPr>
+          <w:p>
+            <w:pPr>
+              <w:pStyle w:val="Heading2"/>
+              <w:rPr>
+                <w:bCs w:val="0"/>
+                <w:szCs w:val="18"/>
+                <w:lang w:val="es-MX"/>
+              </w:rPr>
+            </w:pPr>
+            <w:r>
+              <w:rPr>
+                <w:bCs w:val="0"/>
+                <w:szCs w:val="18"/>
+                <w:lang w:val="es-MX"/>
+              </w:rPr>
+              <w:t xml:space="preserve">Hasta: </w:t>
+            </w:r>
+          </w:p>
+          <w:p>
+            <w:pPr>
+              <w:rPr>
+                <w:rFonts w:ascii="Arial" w:hAnsi="Arial" w:cs="Arial"/>
+                <w:sz w:val="18"/>
+                <w:szCs w:val="18"/>
+                <w:lang w:val="es-MX"/>
+              </w:rPr>
+            </w:pPr>
+            <w:r>
+              <w:rPr>
+                <w:rFonts w:ascii="Arial" w:hAnsi="Arial" w:cs="Arial"/>
+                <w:sz w:val="18"/>
+                <w:szCs w:val="18"/>
+                <w:lang w:val="es-MX"/>
+              </w:rPr>
+              <w:t>30 noviembre 2018</w:t>
+            </w:r>
+          </w:p>
+        </w:tc>
+      </w:tr>
+    </w:tbl>
     <w:p>
       <w:pPr>
-        <w:rPr>
-          <w:rFonts w:ascii="Arial" w:hAnsi="Arial" w:cs="Arial"/>
-          <w:b/>
-          <w:sz w:val="18"/>
-          <w:szCs w:val="18"/>
-          <w:u w:val="single"/>
-          <w:lang w:val="en-US"/>
-        </w:rPr>
-      </w:pPr>
-      <w:r>
         <w:rPr>
           <w:rFonts w:ascii="Arial" w:hAnsi="Arial" w:cs="Arial"/>
           <w:bCs/>
@@ -1334,32 +2280,133 @@
           <w:szCs w:val="18"/>
           <w:lang w:val="en-US"/>
         </w:rPr>
-        <w:t xml:space="preserve"/>
-      </w:r>
-      <w:r>
-        <w:rPr>
-          <w:rFonts w:ascii="Arial" w:hAnsi="Arial" w:cs="Arial"/>
-          <w:b/>
-          <w:sz w:val="18"/>
-          <w:szCs w:val="18"/>
-          <w:u w:val="single"/>
-          <w:lang w:val="en-US"/>
-        </w:rPr>
-        <w:t xml:space="preserve">HISTORIAL</w:t>
-      </w:r>
-      <w:proofErr w:type="gramEnd"/>
-      <w:r>
-        <w:rPr>
-          <w:rFonts w:ascii="Arial" w:hAnsi="Arial" w:cs="Arial"/>
-          <w:b/>
-          <w:sz w:val="18"/>
-          <w:szCs w:val="18"/>
-          <w:u w:val="single"/>
-          <w:lang w:val="en-US"/>
-        </w:rPr>
-        <w:t xml:space="preserve"> PROFESIONAL ADICIONAL</w:t>
-      </w:r>
+      </w:pPr>
     </w:p>
+    <w:tbl>
+      <w:tblPr>
+        <w:tblW w:w="0" w:type="auto"/>
+        <w:tblInd w:w="-75" w:type="dxa"/>
+        <w:tblBorders>
+          <w:top w:val="single" w:sz="4" w:space="0" w:color="auto"/>
+          <w:left w:val="single" w:sz="4" w:space="0" w:color="auto"/>
+          <w:bottom w:val="single" w:sz="4" w:space="0" w:color="auto"/>
+          <w:right w:val="single" w:sz="4" w:space="0" w:color="auto"/>
+          <w:insideH w:val="single" w:sz="4" w:space="0" w:color="auto"/>
+          <w:insideV w:val="single" w:sz="4" w:space="0" w:color="auto"/>
+        </w:tblBorders>
+        <w:tblLayout w:type="fixed"/>
+        <w:tblCellMar>
+          <w:left w:w="105" w:type="dxa"/>
+          <w:right w:w="105" w:type="dxa"/>
+        </w:tblCellMar>
+        <w:tblLook w:val="0000" w:firstRow="0" w:lastRow="0" w:firstColumn="0" w:lastColumn="0" w:noHBand="0" w:noVBand="0"/>
+      </w:tblPr>
+      <w:tblGrid>
+        <w:gridCol w:w="2070"/>
+        <w:gridCol w:w="7821"/>
+      </w:tblGrid>
+      <w:tr>
+        <w:tc>
+          <w:tcPr>
+            <w:tcW w:w="2070" w:type="dxa"/>
+          </w:tcPr>
+          <w:p>
+            <w:pPr>
+              <w:rPr>
+                <w:rFonts w:ascii="Arial" w:hAnsi="Arial" w:cs="Arial"/>
+                <w:b/>
+                <w:bCs/>
+                <w:sz w:val="18"/>
+                <w:szCs w:val="18"/>
+              </w:rPr>
+            </w:pPr>
+            <w:r>
+              <w:rPr>
+                <w:rFonts w:ascii="Arial" w:hAnsi="Arial" w:cs="Arial"/>
+                <w:b/>
+                <w:bCs/>
+                <w:sz w:val="18"/>
+                <w:szCs w:val="18"/>
+                <w:lang w:val="es-MX"/>
+              </w:rPr>
+              <w:t>Actividades Principales</w:t>
+            </w:r>
+          </w:p>
+        </w:tc>
+        <w:tc>
+          <w:tcPr>
+            <w:tcW w:w="7821" w:type="dxa"/>
+          </w:tcPr>
+          <w:p>
+            <w:pPr>
+              <w:pStyle w:val="NoSpacing"/>
+              <w:ind w:left="0"/>
+              <w:jc w:val="both"/>
+              <w:rPr>
+                <w:sz w:val="18"/>
+                <w:szCs w:val="20"/>
+                <w:lang w:val="es-MX"/>
+              </w:rPr>
+            </w:pPr>
+            <w:r>
+              <w:rPr>
+                <w:sz w:val="18"/>
+                <w:szCs w:val="20"/>
+                <w:lang w:val="es-MX"/>
+              </w:rPr>
+              <w:t xml:space="preserve">• Atendí diferentes sistemas comerciales de Grupo Bimbo a nivel nacional e internacional, analicé requerimientos, estimé y desarrollé nuevos requerimientos; generé, administré y tuneé bases de datos; desarrollé </w:t>
+            </w:r>
+            <w:proofErr w:type="spellStart"/>
+            <w:r>
+              <w:rPr>
+                <w:sz w:val="18"/>
+                <w:szCs w:val="20"/>
+                <w:lang w:val="es-MX"/>
+              </w:rPr>
+              <w:t>stored</w:t>
+            </w:r>
+            <w:proofErr w:type="spellEnd"/>
+            <w:r>
+              <w:rPr>
+                <w:sz w:val="18"/>
+                <w:szCs w:val="20"/>
+                <w:lang w:val="es-MX"/>
+              </w:rPr>
+              <w:t xml:space="preserve"> </w:t>
+            </w:r>
+            <w:proofErr w:type="spellStart"/>
+            <w:r>
+              <w:rPr>
+                <w:sz w:val="18"/>
+                <w:szCs w:val="20"/>
+                <w:lang w:val="es-MX"/>
+              </w:rPr>
+              <w:t>procedures</w:t>
+            </w:r>
+            <w:proofErr w:type="spellEnd"/>
+            <w:r>
+              <w:rPr>
+                <w:sz w:val="18"/>
+                <w:szCs w:val="20"/>
+                <w:lang w:val="es-MX"/>
+              </w:rPr>
+              <w:t xml:space="preserve"> para optimizar performance en reportes y procesos; actué como DBA Sybase en ambientes de pruebas y extraje información sobre incidencias en producción para la generación de tableros.</w:t>
+            </w:r>
+          </w:p>
+          <w:p>
+            <w:pPr>
+              <w:pStyle w:val="NoSpacing"/>
+              <w:ind w:left="0"/>
+              <w:jc w:val="both"/>
+              <w:rPr>
+                <w:szCs w:val="22"/>
+                <w:lang w:val="es-MX"/>
+              </w:rPr>
+            </w:pPr>
+          </w:p>
+        </w:tc>
+      </w:tr>
+    </w:tbl>
     <w:p>
       <w:pPr>
         <w:rPr>
@@ -1367,40 +2414,7 @@
           <w:bCs/>
           <w:sz w:val="18"/>
           <w:szCs w:val="18"/>
-          <w:lang w:val="en-US"/>
-        </w:rPr>
-      </w:pPr>
-    </w:p>
-    <w:p>
-      <w:pPr>
-        <w:rPr>
-          <w:rFonts w:ascii="Arial" w:hAnsi="Arial" w:cs="Arial"/>
-          <w:bCs/>
-          <w:sz w:val="18"/>
-          <w:szCs w:val="18"/>
-          <w:lang w:val="es-MX"/>
-        </w:rPr>
-      </w:pPr>
-      <w:proofErr w:type="gramStart"/>
-      <w:r>
-        <w:rPr>
-          <w:rFonts w:ascii="Arial" w:hAnsi="Arial" w:cs="Arial"/>
-          <w:bCs/>
-          <w:sz w:val="18"/>
-          <w:szCs w:val="18"/>
-          <w:lang w:val="es-MX"/>
-        </w:rPr>
-        <w:t xml:space="preserve">julio 2021 - Actual</w:t>
-      </w:r>
-    </w:p>
-    <w:p>
-      <w:pPr>
-        <w:rPr>
-          <w:rFonts w:ascii="Arial" w:hAnsi="Arial" w:cs="Arial"/>
-          <w:bCs/>
-          <w:sz w:val="16"/>
-          <w:szCs w:val="16"/>
-          <w:lang w:val="es-MX"/>
+          <w:lang w:val="es-419"/>
         </w:rPr>
       </w:pPr>
     </w:p>
@@ -1415,51 +2429,6 @@
           <w:lang w:val="es-MX"/>
         </w:rPr>
       </w:pPr>
-      <w:proofErr w:type="gramStart"/>
-      <w:r>
-        <w:rPr>
-          <w:rFonts w:ascii="Arial" w:hAnsi="Arial" w:cs="Arial"/>
-          <w:bCs/>
-          <w:sz w:val="18"/>
-          <w:szCs w:val="18"/>
-          <w:lang w:val="es-MX"/>
-        </w:rPr>
-        <w:t xml:space="preserve">Participación en proyectos de clonación y separación de aplicaciones para procesos de divestiture bancario. Actividades centradas en recompilación de aplicaciones, preparación de paquetes de instalación, elaboración de solicitudes de cambio en Service Now, soporte a pruebas, configuración de mecanismos de intercambio de archivos y generación de jobs de automatización, así como participación en upgrades de plataformas.</w:t>
-      </w:r>
-    </w:p>
-    <w:p>
-      <w:pPr>
-        <w:jc w:val="both"/>
-        <w:rPr>
-          <w:rFonts w:ascii="Arial" w:hAnsi="Arial" w:cs="Arial"/>
-          <w:bCs/>
-          <w:sz w:val="18"/>
-          <w:szCs w:val="18"/>
-          <w:lang w:val="es-MX"/>
-        </w:rPr>
-      </w:pPr>
-    </w:p>
-    <w:p>
-      <w:pPr>
-        <w:jc w:val="both"/>
-        <w:rPr>
-          <w:rFonts w:ascii="Arial" w:hAnsi="Arial" w:cs="Arial"/>
-          <w:bCs/>
-          <w:sz w:val="18"/>
-          <w:szCs w:val="18"/>
-          <w:lang w:val="en-US"/>
-        </w:rPr>
-      </w:pPr>
-      <w:r>
-        <w:rPr>
-          <w:rFonts w:ascii="Arial" w:hAnsi="Arial" w:cs="Arial"/>
-          <w:bCs/>
-          <w:sz w:val="18"/>
-          <w:szCs w:val="18"/>
-          <w:lang w:val="en-US"/>
-        </w:rPr>
-        <w:t xml:space="preserve"/>
-      </w:r>
     </w:p>
     <w:p>
       <w:pPr>
@@ -1468,7 +2437,7 @@
           <w:b/>
           <w:sz w:val="18"/>
           <w:szCs w:val="18"/>
-          <w:lang w:val="en-US"/>
+          <w:u w:val="single"/>
         </w:rPr>
       </w:pPr>
       <w:r>
@@ -1478,20 +2447,8 @@
           <w:sz w:val="18"/>
           <w:szCs w:val="18"/>
           <w:u w:val="single"/>
-          <w:lang w:val="en-US"/>
         </w:rPr>
-        <w:br w:type="page"/>
-      </w:r>
-      <w:r>
-        <w:rPr>
-          <w:rFonts w:ascii="Arial" w:hAnsi="Arial" w:cs="Arial"/>
-          <w:b/>
-          <w:sz w:val="18"/>
-          <w:szCs w:val="18"/>
-          <w:lang w:val="en-US"/>
-        </w:rPr>
-        <w:lastRenderedPageBreak/>
-        <w:t xml:space="preserve"> </w:t>
+        <w:t>HERRAMIENTAS CONOCIDAS</w:t>
       </w:r>
     </w:p>
     <w:p>
@@ -1502,222 +2459,6 @@
           <w:sz w:val="18"/>
           <w:szCs w:val="18"/>
           <w:u w:val="single"/>
-          <w:lang w:val="es-MX"/>
-        </w:rPr>
-      </w:pPr>
-      <w:r>
-        <w:rPr>
-          <w:rFonts w:ascii="Arial" w:hAnsi="Arial" w:cs="Arial"/>
-          <w:b/>
-          <w:sz w:val="18"/>
-          <w:szCs w:val="18"/>
-          <w:u w:val="single"/>
-          <w:lang w:val="es-MX"/>
-        </w:rPr>
-        <w:t xml:space="preserve">NIVEL DE ESTUDIOS:</w:t>
-      </w:r>
-    </w:p>
-    <w:p>
-      <w:pPr>
-        <w:rPr>
-          <w:rFonts w:ascii="Arial" w:hAnsi="Arial" w:cs="Arial"/>
-          <w:b/>
-          <w:sz w:val="18"/>
-          <w:szCs w:val="18"/>
-          <w:u w:val="single"/>
-          <w:lang w:val="es-MX"/>
-        </w:rPr>
-      </w:pPr>
-    </w:p>
-    <w:tbl>
-      <w:tblPr>
-        <w:tblW w:w="0" w:type="auto"/>
-        <w:tblInd w:w="-72" w:type="dxa"/>
-        <w:tblBorders>
-          <w:top w:val="single" w:sz="4" w:space="0" w:color="auto"/>
-          <w:left w:val="single" w:sz="4" w:space="0" w:color="auto"/>
-          <w:bottom w:val="single" w:sz="4" w:space="0" w:color="auto"/>
-          <w:right w:val="single" w:sz="4" w:space="0" w:color="auto"/>
-          <w:insideH w:val="single" w:sz="4" w:space="0" w:color="auto"/>
-          <w:insideV w:val="single" w:sz="4" w:space="0" w:color="auto"/>
-        </w:tblBorders>
-        <w:tblLook w:val="0000" w:firstRow="0" w:lastRow="0" w:firstColumn="0" w:lastColumn="0" w:noHBand="0" w:noVBand="0"/>
-      </w:tblPr>
-      <w:tblGrid>
-        <w:gridCol w:w="5649"/>
-        <w:gridCol w:w="1975"/>
-        <w:gridCol w:w="2226"/>
-      </w:tblGrid>
-      <w:tr>
-        <w:tc>
-          <w:tcPr>
-            <w:tcW w:w="5649" w:type="dxa"/>
-          </w:tcPr>
-          <w:p>
-            <w:pPr>
-              <w:rPr>
-                <w:rFonts w:ascii="Arial" w:hAnsi="Arial" w:cs="Arial"/>
-                <w:sz w:val="18"/>
-                <w:szCs w:val="18"/>
-                <w:lang w:val="es-MX"/>
-              </w:rPr>
-            </w:pPr>
-            <w:proofErr w:type="gramStart"/>
-            <w:r>
-              <w:rPr>
-                <w:rFonts w:ascii="Arial" w:hAnsi="Arial" w:cs="Arial"/>
-                <w:bCs/>
-                <w:sz w:val="18"/>
-                <w:szCs w:val="18"/>
-                <w:lang w:val="es-MX"/>
-              </w:rPr>
-              <w:t xml:space="preserve">Ingenieria en Computacion</w:t>
-            </w:r>
-          </w:p>
-        </w:tc>
-        <w:tc>
-          <w:tcPr>
-            <w:tcW w:w="1975" w:type="dxa"/>
-          </w:tcPr>
-          <w:p>
-            <w:pPr>
-              <w:rPr>
-                <w:rFonts w:ascii="Arial" w:hAnsi="Arial" w:cs="Arial"/>
-                <w:sz w:val="18"/>
-                <w:szCs w:val="18"/>
-                <w:lang w:val="es-MX"/>
-              </w:rPr>
-            </w:pPr>
-            <w:proofErr w:type="gramStart"/>
-            <w:r>
-              <w:rPr>
-                <w:rFonts w:ascii="Arial" w:hAnsi="Arial" w:cs="Arial"/>
-                <w:bCs/>
-                <w:sz w:val="18"/>
-                <w:szCs w:val="18"/>
-                <w:lang w:val="es-MX"/>
-              </w:rPr>
-              <w:t xml:space="preserve">Facultad de Ingeniería UNAM, CDMX</w:t>
-            </w:r>
-          </w:p>
-          <w:p>
-            <w:pPr>
-              <w:rPr>
-                <w:rFonts w:ascii="Arial" w:hAnsi="Arial" w:cs="Arial"/>
-                <w:bCs/>
-                <w:sz w:val="18"/>
-                <w:szCs w:val="18"/>
-                <w:lang w:val="en-US"/>
-              </w:rPr>
-            </w:pPr>
-          </w:p>
-        </w:tc>
-        <w:tc>
-          <w:tcPr>
-            <w:tcW w:w="2226" w:type="dxa"/>
-          </w:tcPr>
-          <w:p>
-            <w:pPr>
-              <w:rPr>
-                <w:rFonts w:ascii="Arial" w:hAnsi="Arial" w:cs="Arial"/>
-                <w:bCs/>
-                <w:sz w:val="18"/>
-                <w:szCs w:val="18"/>
-                <w:lang w:val="es-MX"/>
-              </w:rPr>
-            </w:pPr>
-            <w:proofErr w:type="gramStart"/>
-            <w:r>
-              <w:rPr>
-                <w:rFonts w:ascii="Arial" w:hAnsi="Arial" w:cs="Arial"/>
-                <w:bCs/>
-                <w:sz w:val="18"/>
-                <w:szCs w:val="18"/>
-                <w:lang w:val="es-MX"/>
-              </w:rPr>
-              <w:t xml:space="preserve">1990 - 1994</w:t>
-            </w:r>
-          </w:p>
-        </w:tc>
-      </w:tr>
-    </w:tbl>
-    <w:p>
-      <w:pPr>
-        <w:rPr>
-          <w:rFonts w:ascii="Arial" w:hAnsi="Arial" w:cs="Arial"/>
-          <w:bCs/>
-          <w:sz w:val="18"/>
-          <w:szCs w:val="18"/>
-          <w:lang w:val="es-MX"/>
-        </w:rPr>
-      </w:pPr>
-    </w:p>
-    <w:p>
-      <w:pPr>
-        <w:rPr>
-          <w:rFonts w:ascii="Arial" w:hAnsi="Arial" w:cs="Arial"/>
-          <w:bCs/>
-          <w:color w:val="00FF00"/>
-          <w:sz w:val="18"/>
-          <w:szCs w:val="18"/>
-          <w:lang w:val="es-MX"/>
-        </w:rPr>
-      </w:pPr>
-      <w:r>
-        <w:rPr>
-          <w:rFonts w:ascii="Arial" w:hAnsi="Arial" w:cs="Arial"/>
-          <w:bCs/>
-          <w:sz w:val="18"/>
-          <w:szCs w:val="18"/>
-          <w:lang w:val="es-MX"/>
-        </w:rPr>
-        <w:t xml:space="preserve"/>
-      </w:r>
-      <w:r>
-        <w:rPr>
-          <w:rFonts w:ascii="Arial" w:hAnsi="Arial" w:cs="Arial"/>
-          <w:bCs/>
-          <w:sz w:val="18"/>
-          <w:szCs w:val="18"/>
-          <w:lang w:val="en-US"/>
-        </w:rPr>
-        <w:t xml:space="preserve"/>
-      </w:r>
-      <w:r>
-        <w:rPr>
-          <w:rFonts w:ascii="Arial" w:hAnsi="Arial" w:cs="Arial"/>
-          <w:b/>
-          <w:bCs/>
-          <w:sz w:val="18"/>
-          <w:szCs w:val="18"/>
-          <w:u w:val="single"/>
-          <w:lang w:val="es-MX"/>
-        </w:rPr>
-        <w:t>C</w:t>
-      </w:r>
-      <w:r>
-        <w:rPr>
-          <w:rFonts w:ascii="Arial" w:hAnsi="Arial" w:cs="Arial"/>
-          <w:b/>
-          <w:bCs/>
-          <w:sz w:val="18"/>
-          <w:szCs w:val="18"/>
-          <w:u w:val="single"/>
-          <w:lang w:val="es-MX"/>
-        </w:rPr>
-        <w:t>URSOS</w:t>
-      </w:r>
-      <w:proofErr w:type="gramEnd"/>
-    </w:p>
-    <w:p>
-      <w:pPr>
-        <w:jc w:val="both"/>
-        <w:rPr>
-          <w:rFonts w:ascii="Arial" w:hAnsi="Arial" w:cs="Arial"/>
-          <w:bCs/>
-          <w:sz w:val="18"/>
-          <w:szCs w:val="18"/>
-          <w:lang w:val="en-US"/>
         </w:rPr>
       </w:pPr>
     </w:p>
@@ -1763,18 +2504,7 @@
                 <w:szCs w:val="18"/>
                 <w:lang w:val="es-MX"/>
               </w:rPr>
-              <w:t xml:space="preserve">- </w:t>
-            </w:r>
-            <w:proofErr w:type="gramStart"/>
-            <w:r>
-              <w:rPr>
-                <w:rFonts w:ascii="Arial" w:hAnsi="Arial" w:cs="Arial"/>
-                <w:bCs/>
-                <w:sz w:val="18"/>
-                <w:szCs w:val="18"/>
-                <w:lang w:val="es-MX"/>
-              </w:rPr>
-              <w:t xml:space="preserve">Business Analysis Working with Use Cases</w:t>
+              <w:t>- Linux</w:t>
             </w:r>
           </w:p>
         </w:tc>
@@ -1804,9 +2534,28 @@
                 <w:szCs w:val="18"/>
                 <w:lang w:val="es-MX"/>
               </w:rPr>
-              <w:t xml:space="preserve">- </w:t>
-            </w:r>
-            <w:proofErr w:type="gramStart"/>
+              <w:t>- Tandem OSS</w:t>
+            </w:r>
+          </w:p>
+        </w:tc>
+      </w:tr>
+      <w:tr>
+        <w:trPr>
+          <w:trHeight w:val="300"/>
+        </w:trPr>
+        <w:tc>
+          <w:tcPr>
+            <w:tcW w:w="9850" w:type="dxa"/>
+          </w:tcPr>
+          <w:p>
+            <w:pPr>
+              <w:rPr>
+                <w:rFonts w:ascii="Arial" w:hAnsi="Arial" w:cs="Arial"/>
+                <w:sz w:val="18"/>
+                <w:szCs w:val="18"/>
+                <w:lang w:val="es-MX"/>
+              </w:rPr>
+            </w:pPr>
             <w:r>
               <w:rPr>
                 <w:rFonts w:ascii="Arial" w:hAnsi="Arial" w:cs="Arial"/>
@@ -1815,12 +2564,699 @@
                 <w:szCs w:val="18"/>
                 <w:lang w:val="es-MX"/>
               </w:rPr>
-              <w:t xml:space="preserve">Identify  Define the Problem with Business Analysis</w:t>
+              <w:t>- Service Now</w:t>
+            </w:r>
+          </w:p>
+        </w:tc>
+      </w:tr>
+      <w:tr>
+        <w:trPr>
+          <w:trHeight w:val="300"/>
+        </w:trPr>
+        <w:tc>
+          <w:tcPr>
+            <w:tcW w:w="9850" w:type="dxa"/>
+          </w:tcPr>
+          <w:p>
+            <w:pPr>
+              <w:rPr>
+                <w:rFonts w:ascii="Arial" w:hAnsi="Arial" w:cs="Arial"/>
+                <w:sz w:val="18"/>
+                <w:szCs w:val="18"/>
+                <w:lang w:val="es-MX"/>
+              </w:rPr>
+            </w:pPr>
+            <w:r>
+              <w:rPr>
+                <w:rFonts w:ascii="Arial" w:hAnsi="Arial" w:cs="Arial"/>
+                <w:bCs/>
+                <w:sz w:val="18"/>
+                <w:szCs w:val="18"/>
+                <w:lang w:val="es-MX"/>
+              </w:rPr>
+              <w:t>- Git</w:t>
+            </w:r>
+          </w:p>
+        </w:tc>
+      </w:tr>
+      <w:tr>
+        <w:trPr>
+          <w:trHeight w:val="300"/>
+        </w:trPr>
+        <w:tc>
+          <w:tcPr>
+            <w:tcW w:w="9850" w:type="dxa"/>
+          </w:tcPr>
+          <w:p>
+            <w:pPr>
+              <w:rPr>
+                <w:rFonts w:ascii="Arial" w:hAnsi="Arial" w:cs="Arial"/>
+                <w:sz w:val="18"/>
+                <w:szCs w:val="18"/>
+                <w:lang w:val="es-MX"/>
+              </w:rPr>
+            </w:pPr>
+            <w:r>
+              <w:rPr>
+                <w:rFonts w:ascii="Arial" w:hAnsi="Arial" w:cs="Arial"/>
+                <w:bCs/>
+                <w:sz w:val="18"/>
+                <w:szCs w:val="18"/>
+                <w:lang w:val="es-MX"/>
+              </w:rPr>
+              <w:t>- Bitbucket</w:t>
+            </w:r>
+          </w:p>
+        </w:tc>
+      </w:tr>
+      <w:tr>
+        <w:trPr>
+          <w:trHeight w:val="300"/>
+        </w:trPr>
+        <w:tc>
+          <w:tcPr>
+            <w:tcW w:w="9850" w:type="dxa"/>
+          </w:tcPr>
+          <w:p>
+            <w:pPr>
+              <w:rPr>
+                <w:rFonts w:ascii="Arial" w:hAnsi="Arial" w:cs="Arial"/>
+                <w:sz w:val="18"/>
+                <w:szCs w:val="18"/>
+                <w:lang w:val="es-MX"/>
+              </w:rPr>
+            </w:pPr>
+            <w:r>
+              <w:rPr>
+                <w:rFonts w:ascii="Arial" w:hAnsi="Arial" w:cs="Arial"/>
+                <w:bCs/>
+                <w:sz w:val="18"/>
+                <w:szCs w:val="18"/>
+                <w:lang w:val="es-MX"/>
+              </w:rPr>
+              <w:t>- ALM</w:t>
+            </w:r>
+          </w:p>
+        </w:tc>
+      </w:tr>
+      <w:tr>
+        <w:trPr>
+          <w:trHeight w:val="300"/>
+        </w:trPr>
+        <w:tc>
+          <w:tcPr>
+            <w:tcW w:w="9850" w:type="dxa"/>
+          </w:tcPr>
+          <w:p>
+            <w:pPr>
+              <w:rPr>
+                <w:rFonts w:ascii="Arial" w:hAnsi="Arial" w:cs="Arial"/>
+                <w:sz w:val="18"/>
+                <w:szCs w:val="18"/>
+                <w:lang w:val="es-MX"/>
+              </w:rPr>
+            </w:pPr>
+            <w:r>
+              <w:rPr>
+                <w:rFonts w:ascii="Arial" w:hAnsi="Arial" w:cs="Arial"/>
+                <w:bCs/>
+                <w:sz w:val="18"/>
+                <w:szCs w:val="18"/>
+                <w:lang w:val="es-MX"/>
+              </w:rPr>
+              <w:t>- Cti Market Place</w:t>
+            </w:r>
+          </w:p>
+        </w:tc>
+      </w:tr>
+      <w:tr>
+        <w:trPr>
+          <w:trHeight w:val="300"/>
+        </w:trPr>
+        <w:tc>
+          <w:tcPr>
+            <w:tcW w:w="9850" w:type="dxa"/>
+          </w:tcPr>
+          <w:p>
+            <w:pPr>
+              <w:rPr>
+                <w:rFonts w:ascii="Arial" w:hAnsi="Arial" w:cs="Arial"/>
+                <w:sz w:val="18"/>
+                <w:szCs w:val="18"/>
+                <w:lang w:val="es-MX"/>
+              </w:rPr>
+            </w:pPr>
+            <w:r>
+              <w:rPr>
+                <w:rFonts w:ascii="Arial" w:hAnsi="Arial" w:cs="Arial"/>
+                <w:bCs/>
+                <w:sz w:val="18"/>
+                <w:szCs w:val="18"/>
+                <w:lang w:val="es-MX"/>
+              </w:rPr>
+              <w:t>- Confluence</w:t>
+            </w:r>
+          </w:p>
+        </w:tc>
+      </w:tr>
+      <w:tr>
+        <w:trPr>
+          <w:trHeight w:val="300"/>
+        </w:trPr>
+        <w:tc>
+          <w:tcPr>
+            <w:tcW w:w="9850" w:type="dxa"/>
+          </w:tcPr>
+          <w:p>
+            <w:pPr>
+              <w:rPr>
+                <w:rFonts w:ascii="Arial" w:hAnsi="Arial" w:cs="Arial"/>
+                <w:sz w:val="18"/>
+                <w:szCs w:val="18"/>
+                <w:lang w:val="es-MX"/>
+              </w:rPr>
+            </w:pPr>
+            <w:r>
+              <w:rPr>
+                <w:rFonts w:ascii="Arial" w:hAnsi="Arial" w:cs="Arial"/>
+                <w:bCs/>
+                <w:sz w:val="18"/>
+                <w:szCs w:val="18"/>
+                <w:lang w:val="es-MX"/>
+              </w:rPr>
+              <w:lastRenderedPageBreak/>
+              <w:t>- Autosys</w:t>
+            </w:r>
+          </w:p>
+        </w:tc>
+      </w:tr>
+      <w:tr>
+        <w:trPr>
+          <w:trHeight w:val="300"/>
+        </w:trPr>
+        <w:tc>
+          <w:tcPr>
+            <w:tcW w:w="9850" w:type="dxa"/>
+          </w:tcPr>
+          <w:p>
+            <w:pPr>
+              <w:rPr>
+                <w:rFonts w:ascii="Arial" w:hAnsi="Arial" w:cs="Arial"/>
+                <w:sz w:val="18"/>
+                <w:szCs w:val="18"/>
+                <w:lang w:val="es-MX"/>
+              </w:rPr>
+            </w:pPr>
+            <w:r>
+              <w:rPr>
+                <w:rFonts w:ascii="Arial" w:hAnsi="Arial" w:cs="Arial"/>
+                <w:bCs/>
+                <w:sz w:val="18"/>
+                <w:szCs w:val="18"/>
+                <w:lang w:val="es-MX"/>
+              </w:rPr>
+              <w:t>- Agile</w:t>
+            </w:r>
+          </w:p>
+        </w:tc>
+      </w:tr>
+      <w:tr>
+        <w:trPr>
+          <w:trHeight w:val="300"/>
+        </w:trPr>
+        <w:tc>
+          <w:tcPr>
+            <w:tcW w:w="9850" w:type="dxa"/>
+          </w:tcPr>
+          <w:p>
+            <w:pPr>
+              <w:rPr>
+                <w:rFonts w:ascii="Arial" w:hAnsi="Arial" w:cs="Arial"/>
+                <w:sz w:val="18"/>
+                <w:szCs w:val="18"/>
+                <w:lang w:val="es-MX"/>
+              </w:rPr>
+            </w:pPr>
+            <w:r>
+              <w:rPr>
+                <w:rFonts w:ascii="Arial" w:hAnsi="Arial" w:cs="Arial"/>
+                <w:bCs/>
+                <w:sz w:val="18"/>
+                <w:szCs w:val="18"/>
+                <w:lang w:val="es-MX"/>
+              </w:rPr>
+              <w:t>- Sybase</w:t>
+            </w:r>
+          </w:p>
+        </w:tc>
+      </w:tr>
+      <w:tr>
+        <w:trPr>
+          <w:trHeight w:val="300"/>
+        </w:trPr>
+        <w:tc>
+          <w:tcPr>
+            <w:tcW w:w="9850" w:type="dxa"/>
+          </w:tcPr>
+          <w:p>
+            <w:pPr>
+              <w:rPr>
+                <w:rFonts w:ascii="Arial" w:hAnsi="Arial" w:cs="Arial"/>
+                <w:sz w:val="18"/>
+                <w:szCs w:val="18"/>
+                <w:lang w:val="es-MX"/>
+              </w:rPr>
+            </w:pPr>
+            <w:r>
+              <w:rPr>
+                <w:rFonts w:ascii="Arial" w:hAnsi="Arial" w:cs="Arial"/>
+                <w:bCs/>
+                <w:sz w:val="18"/>
+                <w:szCs w:val="18"/>
+                <w:lang w:val="es-MX"/>
+              </w:rPr>
+              <w:t>- SQL Server</w:t>
+            </w:r>
+          </w:p>
+        </w:tc>
+      </w:tr>
+      <w:tr>
+        <w:trPr>
+          <w:trHeight w:val="300"/>
+        </w:trPr>
+        <w:tc>
+          <w:tcPr>
+            <w:tcW w:w="9850" w:type="dxa"/>
+          </w:tcPr>
+          <w:p>
+            <w:pPr>
+              <w:rPr>
+                <w:rFonts w:ascii="Arial" w:hAnsi="Arial" w:cs="Arial"/>
+                <w:sz w:val="18"/>
+                <w:szCs w:val="18"/>
+                <w:lang w:val="es-MX"/>
+              </w:rPr>
+            </w:pPr>
+            <w:r>
+              <w:rPr>
+                <w:rFonts w:ascii="Arial" w:hAnsi="Arial" w:cs="Arial"/>
+                <w:bCs/>
+                <w:sz w:val="18"/>
+                <w:szCs w:val="18"/>
+                <w:lang w:val="es-MX"/>
+              </w:rPr>
+              <w:t>- Oracle</w:t>
+            </w:r>
+          </w:p>
+        </w:tc>
+      </w:tr>
+      <w:tr>
+        <w:trPr>
+          <w:trHeight w:val="300"/>
+        </w:trPr>
+        <w:tc>
+          <w:tcPr>
+            <w:tcW w:w="9850" w:type="dxa"/>
+          </w:tcPr>
+          <w:p>
+            <w:pPr>
+              <w:rPr>
+                <w:rFonts w:ascii="Arial" w:hAnsi="Arial" w:cs="Arial"/>
+                <w:sz w:val="18"/>
+                <w:szCs w:val="18"/>
+                <w:lang w:val="es-MX"/>
+              </w:rPr>
+            </w:pPr>
+            <w:r>
+              <w:rPr>
+                <w:rFonts w:ascii="Arial" w:hAnsi="Arial" w:cs="Arial"/>
+                <w:bCs/>
+                <w:sz w:val="18"/>
+                <w:szCs w:val="18"/>
+                <w:lang w:val="es-MX"/>
+              </w:rPr>
+              <w:t>- VS .NET</w:t>
+            </w:r>
+          </w:p>
+        </w:tc>
+      </w:tr>
+      <w:tr>
+        <w:trPr>
+          <w:trHeight w:val="300"/>
+        </w:trPr>
+        <w:tc>
+          <w:tcPr>
+            <w:tcW w:w="9850" w:type="dxa"/>
+          </w:tcPr>
+          <w:p>
+            <w:pPr>
+              <w:rPr>
+                <w:rFonts w:ascii="Arial" w:hAnsi="Arial" w:cs="Arial"/>
+                <w:sz w:val="18"/>
+                <w:szCs w:val="18"/>
+                <w:lang w:val="es-MX"/>
+              </w:rPr>
+            </w:pPr>
+            <w:r>
+              <w:rPr>
+                <w:rFonts w:ascii="Arial" w:hAnsi="Arial" w:cs="Arial"/>
+                <w:bCs/>
+                <w:sz w:val="18"/>
+                <w:szCs w:val="18"/>
+                <w:lang w:val="es-MX"/>
+              </w:rPr>
+              <w:t>- Connect Direct</w:t>
+            </w:r>
+          </w:p>
+        </w:tc>
+      </w:tr>
+      <w:tr>
+        <w:trPr>
+          <w:trHeight w:val="300"/>
+        </w:trPr>
+        <w:tc>
+          <w:tcPr>
+            <w:tcW w:w="9850" w:type="dxa"/>
+          </w:tcPr>
+          <w:p>
+            <w:pPr>
+              <w:rPr>
+                <w:rFonts w:ascii="Arial" w:hAnsi="Arial" w:cs="Arial"/>
+                <w:sz w:val="18"/>
+                <w:szCs w:val="18"/>
+                <w:lang w:val="es-MX"/>
+              </w:rPr>
+            </w:pPr>
+            <w:r>
+              <w:rPr>
+                <w:rFonts w:ascii="Arial" w:hAnsi="Arial" w:cs="Arial"/>
+                <w:bCs/>
+                <w:sz w:val="18"/>
+                <w:szCs w:val="18"/>
+                <w:lang w:val="es-MX"/>
+              </w:rPr>
+              <w:t>- Jira</w:t>
             </w:r>
           </w:p>
         </w:tc>
       </w:tr>
     </w:tbl>
+    <w:p>
+      <w:pPr>
+        <w:rPr>
+          <w:rFonts w:ascii="Arial" w:hAnsi="Arial" w:cs="Arial"/>
+          <w:b/>
+          <w:sz w:val="18"/>
+          <w:szCs w:val="18"/>
+          <w:u w:val="single"/>
+          <w:lang w:val="es-MX"/>
+        </w:rPr>
+      </w:pPr>
+    </w:p>
+    <w:p>
+      <w:pPr>
+        <w:rPr>
+          <w:rFonts w:ascii="Arial" w:hAnsi="Arial" w:cs="Arial"/>
+          <w:b/>
+          <w:sz w:val="18"/>
+          <w:szCs w:val="18"/>
+          <w:lang w:val="es-MX"/>
+        </w:rPr>
+      </w:pPr>
+      <w:r>
+        <w:rPr>
+          <w:rFonts w:ascii="Arial" w:hAnsi="Arial" w:cs="Arial"/>
+          <w:b/>
+          <w:sz w:val="18"/>
+          <w:szCs w:val="18"/>
+          <w:lang w:val="es-MX"/>
+        </w:rPr>
+        <w:t xml:space="preserve"> </w:t>
+      </w:r>
+    </w:p>
+    <w:p>
+      <w:pPr>
+        <w:rPr>
+          <w:rFonts w:ascii="Arial" w:hAnsi="Arial" w:cs="Arial"/>
+          <w:b/>
+          <w:sz w:val="18"/>
+          <w:szCs w:val="18"/>
+          <w:u w:val="single"/>
+          <w:lang w:val="es-MX"/>
+        </w:rPr>
+      </w:pPr>
+      <w:r>
+        <w:rPr>
+          <w:rFonts w:ascii="Arial" w:hAnsi="Arial" w:cs="Arial"/>
+          <w:b/>
+          <w:sz w:val="18"/>
+          <w:szCs w:val="18"/>
+          <w:u w:val="single"/>
+          <w:lang w:val="es-MX"/>
+        </w:rPr>
+        <w:t>FORMACIÓN ACADÉMICA</w:t>
+      </w:r>
+      <w:r>
+        <w:rPr>
+          <w:rFonts w:ascii="Arial" w:hAnsi="Arial" w:cs="Arial"/>
+          <w:b/>
+          <w:sz w:val="18"/>
+          <w:szCs w:val="18"/>
+          <w:u w:val="single"/>
+          <w:lang w:val="es-MX"/>
+        </w:rPr>
+        <w:t>:</w:t>
+      </w:r>
+    </w:p>
+    <w:p>
+      <w:pPr>
+        <w:rPr>
+          <w:rFonts w:ascii="Arial" w:hAnsi="Arial" w:cs="Arial"/>
+          <w:b/>
+          <w:sz w:val="18"/>
+          <w:szCs w:val="18"/>
+          <w:u w:val="single"/>
+          <w:lang w:val="es-MX"/>
+        </w:rPr>
+      </w:pPr>
+    </w:p>
+    <w:tbl>
+      <w:tblPr>
+        <w:tblW w:w="0" w:type="auto"/>
+        <w:tblInd w:w="-72" w:type="dxa"/>
+        <w:tblBorders>
+          <w:top w:val="single" w:sz="4" w:space="0" w:color="auto"/>
+          <w:left w:val="single" w:sz="4" w:space="0" w:color="auto"/>
+          <w:bottom w:val="single" w:sz="4" w:space="0" w:color="auto"/>
+          <w:right w:val="single" w:sz="4" w:space="0" w:color="auto"/>
+          <w:insideH w:val="single" w:sz="4" w:space="0" w:color="auto"/>
+          <w:insideV w:val="single" w:sz="4" w:space="0" w:color="auto"/>
+        </w:tblBorders>
+        <w:tblLook w:val="0000" w:firstRow="0" w:lastRow="0" w:firstColumn="0" w:lastColumn="0" w:noHBand="0" w:noVBand="0"/>
+      </w:tblPr>
+      <w:tblGrid>
+        <w:gridCol w:w="5649"/>
+        <w:gridCol w:w="1975"/>
+        <w:gridCol w:w="2226"/>
+      </w:tblGrid>
+      <w:tr>
+        <w:tc>
+          <w:tcPr>
+            <w:tcW w:w="5649" w:type="dxa"/>
+          </w:tcPr>
+          <w:p>
+            <w:pPr>
+              <w:rPr>
+                <w:rFonts w:ascii="Arial" w:hAnsi="Arial" w:cs="Arial"/>
+                <w:bCs/>
+                <w:sz w:val="18"/>
+                <w:szCs w:val="18"/>
+                <w:lang w:val="es-MX"/>
+              </w:rPr>
+            </w:pPr>
+            <w:r>
+              <w:rPr>
+                <w:rFonts w:ascii="Arial" w:hAnsi="Arial" w:cs="Arial"/>
+                <w:bCs/>
+                <w:sz w:val="18"/>
+                <w:szCs w:val="18"/>
+                <w:lang w:val="es-MX"/>
+              </w:rPr>
+              <w:t>INGENIERIA EN COMPUTACION</w:t>
+            </w:r>
+            <w:r>
+              <w:rPr>
+                <w:rFonts w:ascii="Arial" w:hAnsi="Arial" w:cs="Arial"/>
+                <w:bCs/>
+                <w:sz w:val="18"/>
+                <w:szCs w:val="18"/>
+                <w:lang w:val="es-MX"/>
+              </w:rPr>
+              <w:t xml:space="preserve"> - </w:t>
+            </w:r>
+            <w:r>
+              <w:rPr>
+                <w:rFonts w:ascii="Arial" w:hAnsi="Arial" w:cs="Arial"/>
+                <w:bCs/>
+                <w:sz w:val="18"/>
+                <w:szCs w:val="18"/>
+                <w:lang w:val="es-MX"/>
+              </w:rPr>
+              <w:t>1990-1994</w:t>
+            </w:r>
+          </w:p>
+          <w:p>
+            <w:pPr>
+              <w:rPr>
+                <w:rFonts w:ascii="Arial" w:hAnsi="Arial" w:cs="Arial"/>
+                <w:sz w:val="18"/>
+                <w:szCs w:val="18"/>
+                <w:lang w:val="es-MX"/>
+              </w:rPr>
+            </w:pPr>
+          </w:p>
+        </w:tc>
+        <w:tc>
+          <w:tcPr>
+            <w:tcW w:w="1975" w:type="dxa"/>
+          </w:tcPr>
+          <w:p>
+            <w:pPr>
+              <w:rPr>
+                <w:rFonts w:ascii="Arial" w:hAnsi="Arial" w:cs="Arial"/>
+                <w:sz w:val="18"/>
+                <w:szCs w:val="18"/>
+                <w:lang w:val="es-MX"/>
+              </w:rPr>
+            </w:pPr>
+            <w:r>
+              <w:rPr>
+                <w:rFonts w:ascii="Arial" w:hAnsi="Arial" w:cs="Arial"/>
+                <w:bCs/>
+                <w:sz w:val="18"/>
+                <w:szCs w:val="18"/>
+                <w:lang w:val="es-MX"/>
+              </w:rPr>
+              <w:t>Facultad de Ingeniería UNAM</w:t>
+            </w:r>
+          </w:p>
+          <w:p>
+            <w:pPr>
+              <w:rPr>
+                <w:rFonts w:ascii="Arial" w:hAnsi="Arial" w:cs="Arial"/>
+                <w:bCs/>
+                <w:sz w:val="18"/>
+                <w:szCs w:val="18"/>
+                <w:lang w:val="en-US"/>
+              </w:rPr>
+            </w:pPr>
+          </w:p>
+        </w:tc>
+        <w:tc>
+          <w:tcPr>
+            <w:tcW w:w="2226" w:type="dxa"/>
+          </w:tcPr>
+          <w:p>
+            <w:pPr>
+              <w:rPr>
+                <w:rFonts w:ascii="Arial" w:hAnsi="Arial" w:cs="Arial"/>
+                <w:bCs/>
+                <w:sz w:val="18"/>
+                <w:szCs w:val="18"/>
+                <w:lang w:val="es-MX"/>
+              </w:rPr>
+            </w:pPr>
+            <w:r>
+              <w:rPr>
+                <w:rFonts w:ascii="Arial" w:hAnsi="Arial" w:cs="Arial"/>
+                <w:bCs/>
+                <w:sz w:val="18"/>
+                <w:szCs w:val="18"/>
+                <w:lang w:val="es-MX"/>
+              </w:rPr>
+              <w:t>Cédula Profesional</w:t>
+            </w:r>
+          </w:p>
+          <w:p>
+            <w:pPr>
+              <w:rPr>
+                <w:rFonts w:ascii="Arial" w:hAnsi="Arial" w:cs="Arial"/>
+                <w:bCs/>
+                <w:sz w:val="18"/>
+                <w:szCs w:val="18"/>
+                <w:lang w:val="es-MX"/>
+              </w:rPr>
+            </w:pPr>
+            <w:r>
+              <w:rPr>
+                <w:rFonts w:ascii="Arial" w:hAnsi="Arial" w:cs="Arial"/>
+                <w:bCs/>
+                <w:sz w:val="18"/>
+                <w:szCs w:val="18"/>
+                <w:lang w:val="es-MX"/>
+              </w:rPr>
+              <w:t>4020471</w:t>
+            </w:r>
+          </w:p>
+          <w:p>
+            <w:pPr>
+              <w:rPr>
+                <w:rFonts w:ascii="Arial" w:hAnsi="Arial" w:cs="Arial"/>
+                <w:bCs/>
+                <w:sz w:val="18"/>
+                <w:szCs w:val="18"/>
+                <w:lang w:val="es-MX"/>
+              </w:rPr>
+            </w:pPr>
+            <w:r>
+              <w:rPr>
+                <w:rFonts w:ascii="Arial" w:hAnsi="Arial" w:cs="Arial"/>
+                <w:bCs/>
+                <w:sz w:val="18"/>
+                <w:szCs w:val="18"/>
+                <w:lang w:val="es-MX"/>
+              </w:rPr>
+              <w:t>12/15/2003</w:t>
+            </w:r>
+          </w:p>
+        </w:tc>
+      </w:tr>
+    </w:tbl>
+    <w:p>
+      <w:pPr>
+        <w:rPr>
+          <w:rFonts w:ascii="Arial" w:hAnsi="Arial" w:cs="Arial"/>
+          <w:bCs/>
+          <w:sz w:val="18"/>
+          <w:szCs w:val="18"/>
+          <w:lang w:val="es-MX"/>
+        </w:rPr>
+      </w:pPr>
+    </w:p>
+    <w:p>
+      <w:pPr>
+        <w:rPr>
+          <w:rFonts w:ascii="Arial" w:hAnsi="Arial" w:cs="Arial"/>
+          <w:bCs/>
+          <w:color w:val="00FF00"/>
+          <w:sz w:val="18"/>
+          <w:szCs w:val="18"/>
+          <w:lang w:val="es-MX"/>
+        </w:rPr>
+      </w:pPr>
+      <w:r>
+        <w:rPr>
+          <w:rFonts w:ascii="Arial" w:hAnsi="Arial" w:cs="Arial"/>
+          <w:b/>
+          <w:bCs/>
+          <w:sz w:val="18"/>
+          <w:szCs w:val="18"/>
+          <w:u w:val="single"/>
+          <w:lang w:val="es-MX"/>
+        </w:rPr>
+        <w:t>CURSOS</w:t>
+      </w:r>
+    </w:p>
     <w:p>
       <w:pPr>
         <w:jc w:val="both"/>
@@ -1832,7 +3268,218 @@
           <w:lang w:val="en-US"/>
         </w:rPr>
       </w:pPr>
-      <w:r>
+    </w:p>
+    <w:tbl>
+      <w:tblPr>
+        <w:tblW w:w="0" w:type="auto"/>
+        <w:tblInd w:w="-72" w:type="dxa"/>
+        <w:tblBorders>
+          <w:top w:val="single" w:sz="4" w:space="0" w:color="auto"/>
+          <w:left w:val="single" w:sz="4" w:space="0" w:color="auto"/>
+          <w:bottom w:val="single" w:sz="4" w:space="0" w:color="auto"/>
+          <w:right w:val="single" w:sz="4" w:space="0" w:color="auto"/>
+          <w:insideH w:val="single" w:sz="4" w:space="0" w:color="auto"/>
+          <w:insideV w:val="single" w:sz="4" w:space="0" w:color="auto"/>
+        </w:tblBorders>
+        <w:tblLook w:val="0000" w:firstRow="0" w:lastRow="0" w:firstColumn="0" w:lastColumn="0" w:noHBand="0" w:noVBand="0"/>
+      </w:tblPr>
+      <w:tblGrid>
+        <w:gridCol w:w="9850"/>
+      </w:tblGrid>
+      <w:tr>
+        <w:trPr>
+          <w:trHeight w:val="300"/>
+        </w:trPr>
+        <w:tc>
+          <w:tcPr>
+            <w:tcW w:w="9850" w:type="dxa"/>
+          </w:tcPr>
+          <w:p>
+            <w:pPr>
+              <w:rPr>
+                <w:rFonts w:ascii="Arial" w:hAnsi="Arial" w:cs="Arial"/>
+                <w:sz w:val="18"/>
+                <w:szCs w:val="18"/>
+                <w:lang w:val="en-US"/>
+              </w:rPr>
+            </w:pPr>
+            <w:r>
+              <w:rPr>
+                <w:rFonts w:ascii="Arial" w:hAnsi="Arial" w:cs="Arial"/>
+                <w:sz w:val="18"/>
+                <w:szCs w:val="18"/>
+                <w:lang w:val="en-US"/>
+              </w:rPr>
+              <w:t xml:space="preserve">- </w:t>
+            </w:r>
+            <w:r>
+              <w:rPr>
+                <w:rFonts w:ascii="Arial" w:hAnsi="Arial" w:cs="Arial"/>
+                <w:sz w:val="18"/>
+                <w:szCs w:val="18"/>
+                <w:lang w:val="en-US"/>
+              </w:rPr>
+              <w:t>Identify &amp; Define the Problem with Business Analysis</w:t>
+            </w:r>
+          </w:p>
+          <w:p>
+            <w:pPr>
+              <w:rPr>
+                <w:rFonts w:ascii="Arial" w:hAnsi="Arial" w:cs="Arial"/>
+                <w:sz w:val="18"/>
+                <w:szCs w:val="18"/>
+                <w:lang w:val="en-US"/>
+              </w:rPr>
+            </w:pPr>
+          </w:p>
+        </w:tc>
+      </w:tr>
+      <w:tr>
+        <w:trPr>
+          <w:trHeight w:val="300"/>
+        </w:trPr>
+        <w:tc>
+          <w:tcPr>
+            <w:tcW w:w="9850" w:type="dxa"/>
+          </w:tcPr>
+          <w:p>
+            <w:pPr>
+              <w:rPr>
+                <w:rFonts w:ascii="Arial" w:hAnsi="Arial" w:cs="Arial"/>
+                <w:sz w:val="18"/>
+                <w:szCs w:val="18"/>
+                <w:lang w:val="en-US"/>
+              </w:rPr>
+            </w:pPr>
+            <w:r>
+              <w:rPr>
+                <w:rFonts w:ascii="Arial" w:hAnsi="Arial" w:cs="Arial"/>
+                <w:sz w:val="18"/>
+                <w:szCs w:val="18"/>
+                <w:lang w:val="en-US"/>
+              </w:rPr>
+              <w:t xml:space="preserve">- </w:t>
+            </w:r>
+            <w:r>
+              <w:rPr>
+                <w:rFonts w:ascii="Arial" w:hAnsi="Arial" w:cs="Arial"/>
+                <w:sz w:val="18"/>
+                <w:szCs w:val="18"/>
+                <w:lang w:val="en-US"/>
+              </w:rPr>
+              <w:t>Business Analysis Working with Use Cases</w:t>
+            </w:r>
+          </w:p>
+        </w:tc>
+      </w:tr>
+      <w:tr>
+        <w:trPr>
+          <w:trHeight w:val="300"/>
+        </w:trPr>
+        <w:tc>
+          <w:tcPr>
+            <w:tcW w:w="9850" w:type="dxa"/>
+          </w:tcPr>
+          <w:p>
+            <w:pPr>
+              <w:rPr>
+                <w:rFonts w:ascii="Arial" w:hAnsi="Arial" w:cs="Arial"/>
+                <w:sz w:val="18"/>
+                <w:szCs w:val="18"/>
+                <w:lang w:val="en-US"/>
+              </w:rPr>
+            </w:pPr>
+            <w:r>
+              <w:rPr>
+                <w:rFonts w:ascii="Arial" w:hAnsi="Arial" w:cs="Arial"/>
+                <w:bCs/>
+                <w:sz w:val="18"/>
+                <w:szCs w:val="18"/>
+                <w:lang w:val="en-US"/>
+              </w:rPr>
+              <w:t xml:space="preserve">- The Complete UML </w:t>
+            </w:r>
+            <w:proofErr w:type="gramStart"/>
+            <w:r>
+              <w:rPr>
+                <w:rFonts w:ascii="Arial" w:hAnsi="Arial" w:cs="Arial"/>
+                <w:bCs/>
+                <w:sz w:val="18"/>
+                <w:szCs w:val="18"/>
+                <w:lang w:val="en-US"/>
+              </w:rPr>
+              <w:t>course :</w:t>
+            </w:r>
+            <w:proofErr w:type="gramEnd"/>
+            <w:r>
+              <w:rPr>
+                <w:rFonts w:ascii="Arial" w:hAnsi="Arial" w:cs="Arial"/>
+                <w:bCs/>
+                <w:sz w:val="18"/>
+                <w:szCs w:val="18"/>
+                <w:lang w:val="en-US"/>
+              </w:rPr>
+              <w:t xml:space="preserve"> Learn to </w:t>
+            </w:r>
+            <w:proofErr w:type="gramStart"/>
+            <w:r>
+              <w:rPr>
+                <w:rFonts w:ascii="Arial" w:hAnsi="Arial" w:cs="Arial"/>
+                <w:bCs/>
+                <w:sz w:val="18"/>
+                <w:szCs w:val="18"/>
+                <w:lang w:val="en-US"/>
+              </w:rPr>
+              <w:t>design  UML</w:t>
+            </w:r>
+            <w:proofErr w:type="gramEnd"/>
+            <w:r>
+              <w:rPr>
+                <w:rFonts w:ascii="Arial" w:hAnsi="Arial" w:cs="Arial"/>
+                <w:bCs/>
+                <w:sz w:val="18"/>
+                <w:szCs w:val="18"/>
+                <w:lang w:val="en-US"/>
+              </w:rPr>
+              <w:t xml:space="preserve"> Diagrams</w:t>
+            </w:r>
+          </w:p>
+        </w:tc>
+      </w:tr>
+      <w:tr>
+        <w:trPr>
+          <w:trHeight w:val="300"/>
+        </w:trPr>
+        <w:tc>
+          <w:tcPr>
+            <w:tcW w:w="9850" w:type="dxa"/>
+          </w:tcPr>
+          <w:p>
+            <w:pPr>
+              <w:rPr>
+                <w:rFonts w:ascii="Arial" w:hAnsi="Arial" w:cs="Arial"/>
+                <w:sz w:val="18"/>
+                <w:szCs w:val="18"/>
+                <w:lang w:val="es-MX"/>
+              </w:rPr>
+            </w:pPr>
+            <w:r>
+              <w:rPr>
+                <w:rFonts w:ascii="Arial" w:hAnsi="Arial" w:cs="Arial"/>
+                <w:bCs/>
+                <w:sz w:val="18"/>
+                <w:szCs w:val="18"/>
+                <w:lang w:val="es-MX"/>
+              </w:rPr>
+              <w:t>- Prácticas de Ofimática</w:t>
+            </w:r>
+          </w:p>
+        </w:tc>
+      </w:tr>
+    </w:tbl>
+    <w:p>
+      <w:pPr>
+        <w:jc w:val="both"/>
         <w:rPr>
           <w:rFonts w:ascii="Arial" w:hAnsi="Arial" w:cs="Arial"/>
           <w:bCs/>
@@ -1840,49 +3487,307 @@
           <w:szCs w:val="18"/>
           <w:lang w:val="en-US"/>
         </w:rPr>
-        <w:t xml:space="preserve"/>
-      </w:r>
+      </w:pPr>
     </w:p>
     <w:p>
-      <w:r>
-        <w:br w:type="page"/>
-      </w:r>
+      <w:pPr>
+        <w:jc w:val="both"/>
+        <w:rPr>
+          <w:rFonts w:ascii="Arial" w:hAnsi="Arial" w:cs="Arial"/>
+          <w:bCs/>
+          <w:sz w:val="18"/>
+          <w:szCs w:val="18"/>
+          <w:lang w:val="en-US"/>
+        </w:rPr>
+      </w:pPr>
     </w:p>
     <w:p>
-      <w:r>
-        <w:drawing>
-          <wp:inline xmlns:a="http://schemas.openxmlformats.org/drawingml/2006/main" xmlns:pic="http://schemas.openxmlformats.org/drawingml/2006/picture">
-            <wp:extent cx="5486400" cy="7100047"/>
-            <wp:docPr id="1" name="Picture 1"/>
-            <wp:cNvGraphicFramePr>
-              <a:graphicFrameLocks noChangeAspect="1"/>
-            </wp:cNvGraphicFramePr>
-            <a:graphic>
-              <a:graphicData uri="http://schemas.openxmlformats.org/drawingml/2006/picture">
-                <pic:pic>
-                  <pic:nvPicPr>
-                    <pic:cNvPr id="0" name="Guadalupe Rosas Bernal_Cedula_page1_temp.png"/>
-                    <pic:cNvPicPr/>
-                  </pic:nvPicPr>
-                  <pic:blipFill>
-                    <a:blip r:embed="rId15"/>
-                    <a:stretch>
-                      <a:fillRect/>
-                    </a:stretch>
-                  </pic:blipFill>
-                  <pic:spPr>
-                    <a:xfrm>
-                      <a:off x="0" y="0"/>
-                      <a:ext cx="5486400" cy="7100047"/>
-                    </a:xfrm>
-                    <a:prstGeom prst="rect"/>
-                  </pic:spPr>
-                </pic:pic>
-              </a:graphicData>
-            </a:graphic>
-          </wp:inline>
-        </w:drawing>
-      </w:r>
+      <w:pPr>
+        <w:jc w:val="both"/>
+        <w:rPr>
+          <w:rFonts w:ascii="Arial" w:hAnsi="Arial" w:cs="Arial"/>
+          <w:bCs/>
+          <w:sz w:val="18"/>
+          <w:szCs w:val="18"/>
+          <w:lang w:val="en-US"/>
+        </w:rPr>
+      </w:pPr>
+    </w:p>
+    <w:p>
+      <w:pPr>
+        <w:jc w:val="both"/>
+        <w:rPr>
+          <w:rFonts w:ascii="Arial" w:hAnsi="Arial" w:cs="Arial"/>
+          <w:bCs/>
+          <w:sz w:val="18"/>
+          <w:szCs w:val="18"/>
+          <w:lang w:val="en-US"/>
+        </w:rPr>
+      </w:pPr>
+    </w:p>
+    <w:p>
+      <w:pPr>
+        <w:jc w:val="both"/>
+        <w:rPr>
+          <w:rFonts w:ascii="Arial" w:hAnsi="Arial" w:cs="Arial"/>
+          <w:bCs/>
+          <w:sz w:val="18"/>
+          <w:szCs w:val="18"/>
+          <w:lang w:val="es-MX"/>
+        </w:rPr>
+      </w:pPr>
+    </w:p>
+    <w:p>
+      <w:pPr>
+        <w:jc w:val="both"/>
+        <w:rPr>
+          <w:rFonts w:ascii="Arial" w:hAnsi="Arial" w:cs="Arial"/>
+          <w:bCs/>
+          <w:sz w:val="18"/>
+          <w:szCs w:val="18"/>
+          <w:lang w:val="es-MX"/>
+        </w:rPr>
+      </w:pPr>
+    </w:p>
+    <w:p>
+      <w:pPr>
+        <w:jc w:val="both"/>
+        <w:rPr>
+          <w:rFonts w:ascii="Arial" w:hAnsi="Arial" w:cs="Arial"/>
+          <w:bCs/>
+          <w:sz w:val="18"/>
+          <w:szCs w:val="18"/>
+          <w:lang w:val="es-MX"/>
+        </w:rPr>
+      </w:pPr>
+    </w:p>
+    <w:tbl>
+      <w:tblPr>
+        <w:tblW w:w="0" w:type="auto"/>
+        <w:tblLook w:val="04A0" w:firstRow="1" w:lastRow="0" w:firstColumn="1" w:lastColumn="0" w:noHBand="0" w:noVBand="1"/>
+      </w:tblPr>
+      <w:tblGrid>
+        <w:gridCol w:w="4889"/>
+        <w:gridCol w:w="4889"/>
+      </w:tblGrid>
+      <w:tr>
+        <w:tc>
+          <w:tcPr>
+            <w:tcW w:w="4889" w:type="dxa"/>
+            <w:vAlign w:val="center"/>
+          </w:tcPr>
+          <w:p>
+            <w:pPr>
+              <w:ind w:left="708" w:hanging="708"/>
+              <w:jc w:val="center"/>
+              <w:rPr>
+                <w:rFonts w:ascii="Arial" w:hAnsi="Arial" w:cs="Arial"/>
+                <w:bCs/>
+                <w:sz w:val="18"/>
+                <w:szCs w:val="18"/>
+                <w:lang w:val="es-MX"/>
+              </w:rPr>
+            </w:pPr>
+            <w:r>
+              <w:rPr>
+                <w:rFonts w:ascii="Arial" w:hAnsi="Arial" w:cs="Arial"/>
+                <w:bCs/>
+                <w:sz w:val="18"/>
+                <w:szCs w:val="18"/>
+                <w:lang w:val="es-MX"/>
+              </w:rPr>
+              <w:t>______________________________________</w:t>
+            </w:r>
+          </w:p>
+          <w:p>
+            <w:pPr>
+              <w:pStyle w:val="Title"/>
+              <w:ind w:left="708" w:hanging="708"/>
+              <w:rPr>
+                <w:b/>
+                <w:bCs/>
+                <w:sz w:val="18"/>
+                <w:szCs w:val="18"/>
+                <w:lang w:val="es-MX"/>
+              </w:rPr>
+            </w:pPr>
+            <w:r>
+              <w:rPr>
+                <w:b/>
+                <w:bCs/>
+                <w:sz w:val="18"/>
+                <w:szCs w:val="18"/>
+                <w:lang w:val="es-MX"/>
+              </w:rPr>
+              <w:t>Guadalupe Rosas Bernal</w:t>
+            </w:r>
+          </w:p>
+          <w:p>
+            <w:pPr>
+              <w:pStyle w:val="Title"/>
+              <w:rPr>
+                <w:b/>
+                <w:bCs/>
+                <w:sz w:val="18"/>
+                <w:szCs w:val="18"/>
+                <w:lang w:val="es-MX"/>
+              </w:rPr>
+            </w:pPr>
+            <w:r>
+              <w:rPr>
+                <w:b/>
+                <w:bCs/>
+                <w:sz w:val="18"/>
+                <w:szCs w:val="18"/>
+                <w:lang w:val="es-MX"/>
+              </w:rPr>
+              <w:t>Analista de entrega documental</w:t>
+            </w:r>
+          </w:p>
+          <w:p>
+            <w:pPr>
+              <w:pStyle w:val="Title"/>
+              <w:jc w:val="left"/>
+              <w:rPr>
+                <w:b/>
+                <w:bCs/>
+                <w:color w:val="0070C0"/>
+                <w:sz w:val="18"/>
+                <w:szCs w:val="18"/>
+                <w:lang w:val="es-MX"/>
+              </w:rPr>
+            </w:pPr>
+          </w:p>
+        </w:tc>
+        <w:tc>
+          <w:tcPr>
+            <w:tcW w:w="4889" w:type="dxa"/>
+            <w:vAlign w:val="center"/>
+          </w:tcPr>
+          <w:p>
+            <w:pPr>
+              <w:jc w:val="center"/>
+              <w:rPr>
+                <w:rFonts w:ascii="Arial" w:hAnsi="Arial" w:cs="Arial"/>
+                <w:bCs/>
+                <w:sz w:val="18"/>
+                <w:szCs w:val="18"/>
+                <w:lang w:val="es-MX"/>
+              </w:rPr>
+            </w:pPr>
+            <w:r>
+              <w:rPr>
+                <w:rFonts w:ascii="Arial" w:hAnsi="Arial" w:cs="Arial"/>
+                <w:bCs/>
+                <w:sz w:val="18"/>
+                <w:szCs w:val="18"/>
+                <w:lang w:val="es-MX"/>
+              </w:rPr>
+              <w:t>______________________________________</w:t>
+            </w:r>
+          </w:p>
+          <w:p>
+            <w:pPr>
+              <w:jc w:val="center"/>
+              <w:rPr>
+                <w:rFonts w:ascii="Arial" w:hAnsi="Arial" w:cs="Arial"/>
+                <w:b/>
+                <w:sz w:val="18"/>
+                <w:szCs w:val="18"/>
+                <w:lang w:val="es-MX"/>
+              </w:rPr>
+            </w:pPr>
+            <w:r>
+              <w:rPr>
+                <w:rFonts w:ascii="Arial" w:hAnsi="Arial" w:cs="Arial"/>
+                <w:b/>
+                <w:sz w:val="18"/>
+                <w:szCs w:val="18"/>
+                <w:lang w:val="es-MX"/>
+              </w:rPr>
+              <w:t>Ángel Eduardo Guerrero García</w:t>
+            </w:r>
+          </w:p>
+          <w:p>
+            <w:pPr>
+              <w:jc w:val="center"/>
+              <w:rPr>
+                <w:rFonts w:ascii="Arial" w:hAnsi="Arial" w:cs="Arial"/>
+                <w:b/>
+                <w:sz w:val="18"/>
+                <w:szCs w:val="18"/>
+                <w:lang w:val="es-MX"/>
+              </w:rPr>
+            </w:pPr>
+            <w:r>
+              <w:rPr>
+                <w:rFonts w:ascii="Arial" w:hAnsi="Arial" w:cs="Arial"/>
+                <w:b/>
+                <w:sz w:val="18"/>
+                <w:szCs w:val="18"/>
+                <w:lang w:val="es-MX"/>
+              </w:rPr>
+              <w:t>Representante legal</w:t>
+            </w:r>
+          </w:p>
+          <w:p>
+            <w:pPr>
+              <w:jc w:val="center"/>
+              <w:rPr>
+                <w:rFonts w:ascii="Arial" w:hAnsi="Arial" w:cs="Arial"/>
+                <w:b/>
+                <w:sz w:val="18"/>
+                <w:szCs w:val="18"/>
+                <w:lang w:val="es-MX"/>
+              </w:rPr>
+            </w:pPr>
+            <w:r>
+              <w:rPr>
+                <w:rFonts w:ascii="Arial" w:hAnsi="Arial" w:cs="Arial"/>
+                <w:b/>
+                <w:sz w:val="18"/>
+                <w:szCs w:val="18"/>
+                <w:lang w:val="es-MX"/>
+              </w:rPr>
+              <w:t>BFS Ingeniería Aplicada S. A. de C. V.</w:t>
+            </w:r>
+          </w:p>
+        </w:tc>
+      </w:tr>
+    </w:tbl>
+    <w:p>
+      <w:pPr>
+        <w:jc w:val="both"/>
+        <w:rPr>
+          <w:rFonts w:ascii="Arial" w:hAnsi="Arial" w:cs="Arial"/>
+          <w:bCs/>
+          <w:sz w:val="18"/>
+          <w:szCs w:val="18"/>
+          <w:lang w:val="es-MX"/>
+        </w:rPr>
+      </w:pPr>
+    </w:p>
+    <w:p>
+      <w:pPr>
+        <w:ind w:left="708" w:hanging="708"/>
+        <w:rPr>
+          <w:b/>
+          <w:bCs/>
+          <w:color w:val="0070C0"/>
+          <w:lang w:val="es-MX"/>
+        </w:rPr>
+      </w:pPr>
+    </w:p>
+    <w:p>
+      <w:pPr>
+        <w:rPr>
+          <w:rFonts w:ascii="Arial" w:hAnsi="Arial" w:cs="Arial"/>
+          <w:bCs/>
+          <w:sz w:val="18"/>
+          <w:szCs w:val="18"/>
+          <w:lang w:val="es-MX"/>
+        </w:rPr>
+      </w:pPr>
     </w:p>
     <w:sectPr>
       <w:headerReference w:type="default" r:id="rId11"/>
@@ -1918,46 +3823,6 @@
 <w:ftr xmlns:wpc="http://schemas.microsoft.com/office/word/2010/wordprocessingCanvas" xmlns:cx="http://schemas.microsoft.com/office/drawing/2014/chartex" xmlns:cx1="http://schemas.microsoft.com/office/drawing/2015/9/8/chartex" xmlns:cx2="http://schemas.microsoft.com/office/drawing/2015/10/21/chartex" xmlns:cx3="http://schemas.microsoft.com/office/drawing/2016/5/9/chartex" xmlns:cx4="http://schemas.microsoft.com/office/drawing/2016/5/10/chartex" xmlns:cx5="http://schemas.microsoft.com/office/drawing/2016/5/11/chartex" xmlns:cx6="http://schemas.microsoft.com/office/drawing/2016/5/12/chartex" xmlns:cx7="http://schemas.microsoft.com/office/drawing/2016/5/13/chartex" xmlns:cx8="http://schemas.microsoft.com/office/drawing/2016/5/14/chartex" xmlns:mc="http://schemas.openxmlformats.org/markup-compatibility/2006" xmlns:aink="http://schemas.microsoft.com/office/drawing/2016/ink" xmlns:am3d="http://schemas.microsoft.com/office/drawing/2017/model3d" xmlns:o="urn:schemas-microsoft-com:office:office" xmlns:oel="http://schemas.microsoft.com/office/2019/extlst" xmlns:r="http://schemas.openxmlformats.org/officeDocument/2006/relationships" xmlns:m="http://schemas.openxmlformats.org/officeDocument/2006/math" xmlns:v="urn:schemas-microsoft-com:vml" xmlns:wp14="http://schemas.microsoft.com/office/word/2010/wordprocessingDrawing" xmlns:wp="http://schemas.openxmlformats.org/drawingml/2006/wordprocessingDrawing" xmlns:w10="urn:schemas-microsoft-com:office:word" xmlns:w="http://schemas.openxmlformats.org/wordprocessingml/2006/main" xmlns:w14="http://schemas.microsoft.com/office/word/2010/wordml" xmlns:w15="http://schemas.microsoft.com/office/word/2012/wordml" xmlns:w16cex="http://schemas.microsoft.com/office/word/2018/wordml/cex" xmlns:w16cid="http://schemas.microsoft.com/office/word/2016/wordml/cid" xmlns:w16="http://schemas.microsoft.com/office/word/2018/wordml" xmlns:w16du="http://schemas.microsoft.com/office/word/2023/wordml/word16du" xmlns:w16sdtdh="http://schemas.microsoft.com/office/word/2020/wordml/sdtdatahash" xmlns:w16sdtfl="http://schemas.microsoft.com/office/word/2024/wordml/sdtformatlock" xmlns:w16se="http://schemas.microsoft.com/office/word/2015/wordml/symex" xmlns:wpg="http://schemas.microsoft.com/office/word/2010/wordprocessingGroup" xmlns:wpi="http://schemas.microsoft.com/office/word/2010/wordprocessingInk" xmlns:wne="http://schemas.microsoft.com/office/word/2006/wordml" xmlns:wps="http://schemas.microsoft.com/office/word/2010/wordprocessingShape" mc:Ignorable="w14 w15 w16se w16cid w16 w16cex w16sdtdh w16sdtfl w16du wp14">
   <w:p>
     <w:pPr>
-      <w:pStyle w:val="Header"/>
-      <w:pBdr>
-        <w:bottom w:val="single" w:sz="12" w:space="1" w:color="0E2841"/>
-      </w:pBdr>
-      <w:rPr>
-        <w:rFonts w:ascii="Tahoma" w:eastAsia="Calibri" w:hAnsi="Tahoma" w:cs="Tahoma"/>
-        <w:sz w:val="18"/>
-        <w:szCs w:val="18"/>
-        <w:lang w:eastAsia="en-US"/>
-      </w:rPr>
-    </w:pPr>
-    <w:r>
-      <w:rPr>
-        <w:noProof/>
-      </w:rPr>
-      <w:pict w14:anchorId="2895A54B">
-        <v:shapetype id="_x0000_t202" coordsize="21600,21600" o:spt="202" path="m,l,21600r21600,l21600,xe">
-          <v:stroke joinstyle="miter"/>
-          <v:path gradientshapeok="t" o:connecttype="rect"/>
-        </v:shapetype>
-        <v:shape id="Text Box 1" o:spid="_x0000_s1034" type="#_x0000_t202" style="position:absolute;margin-left:1.3pt;margin-top:13.6pt;width:518.75pt;height:52.8pt;z-index:3;visibility:visible;mso-width-relative:margin;mso-height-relative:margin" o:gfxdata="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" filled="f" stroked="f" strokeweight=".5pt">
-          <v:textbox style="mso-next-textbox:#Text Box 1">
-            <w:txbxContent>
-              <w:p>
-                <w:pPr>
-                  <w:rPr>
-                    <w:rFonts w:cs="Arial"/>
-                    <w:sz w:val="16"/>
-                    <w:szCs w:val="16"/>
-                  </w:rPr>
-                </w:pPr>
-              </w:p>
-            </w:txbxContent>
-          </v:textbox>
-        </v:shape>
-      </w:pict>
-    </w:r>
-  </w:p>
-  <w:p>
-    <w:pPr>
       <w:pStyle w:val="Footer"/>
       <w:tabs>
         <w:tab w:val="clear" w:pos="4320"/>
@@ -1970,6 +3835,10 @@
         <w:noProof/>
       </w:rPr>
       <w:pict w14:anchorId="0FF2E83E">
+        <v:shapetype id="_x0000_t202" coordsize="21600,21600" o:spt="202" path="m,l,21600r21600,l21600,xe">
+          <v:stroke joinstyle="miter"/>
+          <v:path gradientshapeok="t" o:connecttype="rect"/>
+        </v:shapetype>
         <v:shape id="_x0000_s1029" type="#_x0000_t202" style="position:absolute;margin-left:56.35pt;margin-top:729.7pt;width:154.5pt;height:17.3pt;z-index:2;visibility:visible;mso-height-relative:margin" o:gfxdata="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" stroked="f" strokeweight=".5pt">
           <v:textbox style="mso-next-textbox:#_x0000_s1029">
             <w:txbxContent>
@@ -2058,7 +3927,7 @@
           <v:stroke joinstyle="miter"/>
           <v:path gradientshapeok="t" o:connecttype="rect"/>
         </v:shapetype>
-        <v:shape id="Text Box 3" o:spid="_x0000_s1036" type="#_x0000_t202" style="position:absolute;margin-left:126.85pt;margin-top:-22.45pt;width:338.2pt;height:48.45pt;z-index:4;visibility:visible;mso-position-horizontal-relative:page;mso-width-relative:margin;mso-height-relative:margin" o:gfxdata="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" fillcolor="window" stroked="f" strokeweight=".5pt">
+        <v:shape id="Text Box 3" o:spid="_x0000_s1036" type="#_x0000_t202" style="position:absolute;margin-left:126.85pt;margin-top:-22.45pt;width:338.2pt;height:48.45pt;z-index:3;visibility:visible;mso-position-horizontal-relative:page;mso-width-relative:margin;mso-height-relative:margin" o:gfxdata="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" fillcolor="window" stroked="f" strokeweight=".5pt">
           <v:textbox style="mso-next-textbox:#Text Box 3">
             <w:txbxContent>
               <w:p>
@@ -2115,7 +3984,7 @@
           <v:path o:extrusionok="f" gradientshapeok="t" o:connecttype="rect"/>
           <o:lock v:ext="edit" aspectratio="t"/>
         </v:shapetype>
-        <v:shape id="Imagen 9" o:spid="_x0000_s1035" type="#_x0000_t75" alt="Logo, company name&#10;&#10;Description automatically generated" style="position:absolute;margin-left:401.55pt;margin-top:-13.75pt;width:91.1pt;height:43.5pt;z-index:5;visibility:visible;mso-width-relative:margin;mso-height-relative:margin">
+        <v:shape id="Imagen 9" o:spid="_x0000_s1035" type="#_x0000_t75" alt="Logo, company name&#10;&#10;Description automatically generated" style="position:absolute;margin-left:401.55pt;margin-top:-13.75pt;width:91.1pt;height:43.5pt;z-index:4;visibility:visible;mso-width-relative:margin;mso-height-relative:margin">
           <v:imagedata r:id="rId1" o:title="image001"/>
         </v:shape>
       </w:pict>
@@ -4896,6 +6765,119 @@
     </w:lvl>
   </w:abstractNum>
   <w:abstractNum w:abstractNumId="25" w15:restartNumberingAfterBreak="0">
+    <w:nsid w:val="3ECB3E3C"/>
+    <w:multiLevelType w:val="hybridMultilevel"/>
+    <w:tmpl w:val="BE6E0E06"/>
+    <w:lvl w:ilvl="0" w:tplc="A006A0DC">
+      <w:numFmt w:val="bullet"/>
+      <w:lvlText w:val="•"/>
+      <w:lvlJc w:val="left"/>
+      <w:pPr>
+        <w:ind w:left="720" w:hanging="360"/>
+      </w:pPr>
+      <w:rPr>
+        <w:rFonts w:ascii="Arial" w:eastAsia="Times New Roman" w:hAnsi="Arial" w:cs="Arial" w:hint="default"/>
+        <w:sz w:val="18"/>
+      </w:rPr>
+    </w:lvl>
+    <w:lvl w:ilvl="1" w:tplc="04090003" w:tentative="1">
+      <w:start w:val="1"/>
+      <w:numFmt w:val="bullet"/>
+      <w:lvlText w:val="o"/>
+      <w:lvlJc w:val="left"/>
+      <w:pPr>
+        <w:ind w:left="1440" w:hanging="360"/>
+      </w:pPr>
+      <w:rPr>
+        <w:rFonts w:ascii="Courier New" w:hAnsi="Courier New" w:cs="Courier New" w:hint="default"/>
+      </w:rPr>
+    </w:lvl>
+    <w:lvl w:ilvl="2" w:tplc="04090005" w:tentative="1">
+      <w:start w:val="1"/>
+      <w:numFmt w:val="bullet"/>
+      <w:lvlText w:val=""/>
+      <w:lvlJc w:val="left"/>
+      <w:pPr>
+        <w:ind w:left="2160" w:hanging="360"/>
+      </w:pPr>
+      <w:rPr>
+        <w:rFonts w:ascii="Wingdings" w:hAnsi="Wingdings" w:hint="default"/>
+      </w:rPr>
+    </w:lvl>
+    <w:lvl w:ilvl="3" w:tplc="04090001" w:tentative="1">
+      <w:start w:val="1"/>
+      <w:numFmt w:val="bullet"/>
+      <w:lvlText w:val=""/>
+      <w:lvlJc w:val="left"/>
+      <w:pPr>
+        <w:ind w:left="2880" w:hanging="360"/>
+      </w:pPr>
+      <w:rPr>
+        <w:rFonts w:ascii="Symbol" w:hAnsi="Symbol" w:hint="default"/>
+      </w:rPr>
+    </w:lvl>
+    <w:lvl w:ilvl="4" w:tplc="04090003" w:tentative="1">
+      <w:start w:val="1"/>
+      <w:numFmt w:val="bullet"/>
+      <w:lvlText w:val="o"/>
+      <w:lvlJc w:val="left"/>
+      <w:pPr>
+        <w:ind w:left="3600" w:hanging="360"/>
+      </w:pPr>
+      <w:rPr>
+        <w:rFonts w:ascii="Courier New" w:hAnsi="Courier New" w:cs="Courier New" w:hint="default"/>
+      </w:rPr>
+    </w:lvl>
+    <w:lvl w:ilvl="5" w:tplc="04090005" w:tentative="1">
+      <w:start w:val="1"/>
+      <w:numFmt w:val="bullet"/>
+      <w:lvlText w:val=""/>
+      <w:lvlJc w:val="left"/>
+      <w:pPr>
+        <w:ind w:left="4320" w:hanging="360"/>
+      </w:pPr>
+      <w:rPr>
+        <w:rFonts w:ascii="Wingdings" w:hAnsi="Wingdings" w:hint="default"/>
+      </w:rPr>
+    </w:lvl>
+    <w:lvl w:ilvl="6" w:tplc="04090001" w:tentative="1">
+      <w:start w:val="1"/>
+      <w:numFmt w:val="bullet"/>
+      <w:lvlText w:val=""/>
+      <w:lvlJc w:val="left"/>
+      <w:pPr>
+        <w:ind w:left="5040" w:hanging="360"/>
+      </w:pPr>
+      <w:rPr>
+        <w:rFonts w:ascii="Symbol" w:hAnsi="Symbol" w:hint="default"/>
+      </w:rPr>
+    </w:lvl>
+    <w:lvl w:ilvl="7" w:tplc="04090003" w:tentative="1">
+      <w:start w:val="1"/>
+      <w:numFmt w:val="bullet"/>
+      <w:lvlText w:val="o"/>
+      <w:lvlJc w:val="left"/>
+      <w:pPr>
+        <w:ind w:left="5760" w:hanging="360"/>
+      </w:pPr>
+      <w:rPr>
+        <w:rFonts w:ascii="Courier New" w:hAnsi="Courier New" w:cs="Courier New" w:hint="default"/>
+      </w:rPr>
+    </w:lvl>
+    <w:lvl w:ilvl="8" w:tplc="04090005" w:tentative="1">
+      <w:start w:val="1"/>
+      <w:numFmt w:val="bullet"/>
+      <w:lvlText w:val=""/>
+      <w:lvlJc w:val="left"/>
+      <w:pPr>
+        <w:ind w:left="6480" w:hanging="360"/>
+      </w:pPr>
+      <w:rPr>
+        <w:rFonts w:ascii="Wingdings" w:hAnsi="Wingdings" w:hint="default"/>
+      </w:rPr>
+    </w:lvl>
+  </w:abstractNum>
+  <w:abstractNum w:abstractNumId="26" w15:restartNumberingAfterBreak="0">
     <w:nsid w:val="3F224A8F"/>
     <w:multiLevelType w:val="hybridMultilevel"/>
     <w:tmpl w:val="906272EA"/>
@@ -5007,7 +6989,7 @@
       </w:rPr>
     </w:lvl>
   </w:abstractNum>
-  <w:abstractNum w:abstractNumId="26" w15:restartNumberingAfterBreak="0">
+  <w:abstractNum w:abstractNumId="27" w15:restartNumberingAfterBreak="0">
     <w:nsid w:val="40194115"/>
     <w:multiLevelType w:val="hybridMultilevel"/>
     <w:tmpl w:val="038C6204"/>
@@ -5120,7 +7102,7 @@
       </w:rPr>
     </w:lvl>
   </w:abstractNum>
-  <w:abstractNum w:abstractNumId="27" w15:restartNumberingAfterBreak="0">
+  <w:abstractNum w:abstractNumId="28" w15:restartNumberingAfterBreak="0">
     <w:nsid w:val="40FE0E3A"/>
     <w:multiLevelType w:val="hybridMultilevel"/>
     <w:tmpl w:val="105CE344"/>
@@ -5260,7 +7242,7 @@
       </w:rPr>
     </w:lvl>
   </w:abstractNum>
-  <w:abstractNum w:abstractNumId="28" w15:restartNumberingAfterBreak="0">
+  <w:abstractNum w:abstractNumId="29" w15:restartNumberingAfterBreak="0">
     <w:nsid w:val="474570A9"/>
     <w:multiLevelType w:val="hybridMultilevel"/>
     <w:tmpl w:val="C13E10E0"/>
@@ -5400,7 +7382,7 @@
       </w:rPr>
     </w:lvl>
   </w:abstractNum>
-  <w:abstractNum w:abstractNumId="29" w15:restartNumberingAfterBreak="0">
+  <w:abstractNum w:abstractNumId="30" w15:restartNumberingAfterBreak="0">
     <w:nsid w:val="551F5A88"/>
     <w:multiLevelType w:val="hybridMultilevel"/>
     <w:tmpl w:val="99C8193C"/>
@@ -5513,7 +7495,7 @@
       </w:rPr>
     </w:lvl>
   </w:abstractNum>
-  <w:abstractNum w:abstractNumId="30" w15:restartNumberingAfterBreak="0">
+  <w:abstractNum w:abstractNumId="31" w15:restartNumberingAfterBreak="0">
     <w:nsid w:val="575E754A"/>
     <w:multiLevelType w:val="hybridMultilevel"/>
     <w:tmpl w:val="DF125664"/>
@@ -5626,7 +7608,120 @@
       </w:rPr>
     </w:lvl>
   </w:abstractNum>
-  <w:abstractNum w:abstractNumId="31" w15:restartNumberingAfterBreak="0">
+  <w:abstractNum w:abstractNumId="32" w15:restartNumberingAfterBreak="0">
+    <w:nsid w:val="5A037F11"/>
+    <w:multiLevelType w:val="hybridMultilevel"/>
+    <w:tmpl w:val="EDFED584"/>
+    <w:lvl w:ilvl="0" w:tplc="04090003">
+      <w:start w:val="1"/>
+      <w:numFmt w:val="bullet"/>
+      <w:lvlText w:val="o"/>
+      <w:lvlJc w:val="left"/>
+      <w:pPr>
+        <w:ind w:left="720" w:hanging="360"/>
+      </w:pPr>
+      <w:rPr>
+        <w:rFonts w:ascii="Courier New" w:hAnsi="Courier New" w:cs="Courier New" w:hint="default"/>
+      </w:rPr>
+    </w:lvl>
+    <w:lvl w:ilvl="1" w:tplc="04090003" w:tentative="1">
+      <w:start w:val="1"/>
+      <w:numFmt w:val="bullet"/>
+      <w:lvlText w:val="o"/>
+      <w:lvlJc w:val="left"/>
+      <w:pPr>
+        <w:ind w:left="1440" w:hanging="360"/>
+      </w:pPr>
+      <w:rPr>
+        <w:rFonts w:ascii="Courier New" w:hAnsi="Courier New" w:cs="Courier New" w:hint="default"/>
+      </w:rPr>
+    </w:lvl>
+    <w:lvl w:ilvl="2" w:tplc="04090005" w:tentative="1">
+      <w:start w:val="1"/>
+      <w:numFmt w:val="bullet"/>
+      <w:lvlText w:val=""/>
+      <w:lvlJc w:val="left"/>
+      <w:pPr>
+        <w:ind w:left="2160" w:hanging="360"/>
+      </w:pPr>
+      <w:rPr>
+        <w:rFonts w:ascii="Wingdings" w:hAnsi="Wingdings" w:hint="default"/>
+      </w:rPr>
+    </w:lvl>
+    <w:lvl w:ilvl="3" w:tplc="04090001" w:tentative="1">
+      <w:start w:val="1"/>
+      <w:numFmt w:val="bullet"/>
+      <w:lvlText w:val=""/>
+      <w:lvlJc w:val="left"/>
+      <w:pPr>
+        <w:ind w:left="2880" w:hanging="360"/>
+      </w:pPr>
+      <w:rPr>
+        <w:rFonts w:ascii="Symbol" w:hAnsi="Symbol" w:hint="default"/>
+      </w:rPr>
+    </w:lvl>
+    <w:lvl w:ilvl="4" w:tplc="04090003" w:tentative="1">
+      <w:start w:val="1"/>
+      <w:numFmt w:val="bullet"/>
+      <w:lvlText w:val="o"/>
+      <w:lvlJc w:val="left"/>
+      <w:pPr>
+        <w:ind w:left="3600" w:hanging="360"/>
+      </w:pPr>
+      <w:rPr>
+        <w:rFonts w:ascii="Courier New" w:hAnsi="Courier New" w:cs="Courier New" w:hint="default"/>
+      </w:rPr>
+    </w:lvl>
+    <w:lvl w:ilvl="5" w:tplc="04090005" w:tentative="1">
+      <w:start w:val="1"/>
+      <w:numFmt w:val="bullet"/>
+      <w:lvlText w:val=""/>
+      <w:lvlJc w:val="left"/>
+      <w:pPr>
+        <w:ind w:left="4320" w:hanging="360"/>
+      </w:pPr>
+      <w:rPr>
+        <w:rFonts w:ascii="Wingdings" w:hAnsi="Wingdings" w:hint="default"/>
+      </w:rPr>
+    </w:lvl>
+    <w:lvl w:ilvl="6" w:tplc="04090001" w:tentative="1">
+      <w:start w:val="1"/>
+      <w:numFmt w:val="bullet"/>
+      <w:lvlText w:val=""/>
+      <w:lvlJc w:val="left"/>
+      <w:pPr>
+        <w:ind w:left="5040" w:hanging="360"/>
+      </w:pPr>
+      <w:rPr>
+        <w:rFonts w:ascii="Symbol" w:hAnsi="Symbol" w:hint="default"/>
+      </w:rPr>
+    </w:lvl>
+    <w:lvl w:ilvl="7" w:tplc="04090003" w:tentative="1">
+      <w:start w:val="1"/>
+      <w:numFmt w:val="bullet"/>
+      <w:lvlText w:val="o"/>
+      <w:lvlJc w:val="left"/>
+      <w:pPr>
+        <w:ind w:left="5760" w:hanging="360"/>
+      </w:pPr>
+      <w:rPr>
+        <w:rFonts w:ascii="Courier New" w:hAnsi="Courier New" w:cs="Courier New" w:hint="default"/>
+      </w:rPr>
+    </w:lvl>
+    <w:lvl w:ilvl="8" w:tplc="04090005" w:tentative="1">
+      <w:start w:val="1"/>
+      <w:numFmt w:val="bullet"/>
+      <w:lvlText w:val=""/>
+      <w:lvlJc w:val="left"/>
+      <w:pPr>
+        <w:ind w:left="6480" w:hanging="360"/>
+      </w:pPr>
+      <w:rPr>
+        <w:rFonts w:ascii="Wingdings" w:hAnsi="Wingdings" w:hint="default"/>
+      </w:rPr>
+    </w:lvl>
+  </w:abstractNum>
+  <w:abstractNum w:abstractNumId="33" w15:restartNumberingAfterBreak="0">
     <w:nsid w:val="604041B9"/>
     <w:multiLevelType w:val="singleLevel"/>
     <w:tmpl w:val="0C0A000B"/>
@@ -5646,7 +7741,7 @@
       </w:rPr>
     </w:lvl>
   </w:abstractNum>
-  <w:abstractNum w:abstractNumId="32" w15:restartNumberingAfterBreak="0">
+  <w:abstractNum w:abstractNumId="34" w15:restartNumberingAfterBreak="0">
     <w:nsid w:val="63FA2877"/>
     <w:multiLevelType w:val="hybridMultilevel"/>
     <w:tmpl w:val="40C661F4"/>
@@ -5759,7 +7854,7 @@
       </w:rPr>
     </w:lvl>
   </w:abstractNum>
-  <w:abstractNum w:abstractNumId="33" w15:restartNumberingAfterBreak="0">
+  <w:abstractNum w:abstractNumId="35" w15:restartNumberingAfterBreak="0">
     <w:nsid w:val="6B78304F"/>
     <w:multiLevelType w:val="hybridMultilevel"/>
     <w:tmpl w:val="083054EE"/>
@@ -5899,7 +7994,7 @@
       </w:rPr>
     </w:lvl>
   </w:abstractNum>
-  <w:abstractNum w:abstractNumId="34" w15:restartNumberingAfterBreak="0">
+  <w:abstractNum w:abstractNumId="36" w15:restartNumberingAfterBreak="0">
     <w:nsid w:val="715D5561"/>
     <w:multiLevelType w:val="hybridMultilevel"/>
     <w:tmpl w:val="427885C8"/>
@@ -6012,7 +8107,7 @@
       </w:rPr>
     </w:lvl>
   </w:abstractNum>
-  <w:abstractNum w:abstractNumId="35" w15:restartNumberingAfterBreak="0">
+  <w:abstractNum w:abstractNumId="37" w15:restartNumberingAfterBreak="0">
     <w:nsid w:val="71AF0D24"/>
     <w:multiLevelType w:val="hybridMultilevel"/>
     <w:tmpl w:val="C29201CE"/>
@@ -6154,7 +8249,7 @@
       </w:rPr>
     </w:lvl>
   </w:abstractNum>
-  <w:abstractNum w:abstractNumId="36" w15:restartNumberingAfterBreak="0">
+  <w:abstractNum w:abstractNumId="38" w15:restartNumberingAfterBreak="0">
     <w:nsid w:val="75FC0414"/>
     <w:multiLevelType w:val="multilevel"/>
     <w:tmpl w:val="505E9FAE"/>
@@ -6307,31 +8402,31 @@
     <w:abstractNumId w:val="12"/>
   </w:num>
   <w:num w:numId="2" w16cid:durableId="2074615347">
-    <w:abstractNumId w:val="31"/>
+    <w:abstractNumId w:val="33"/>
   </w:num>
   <w:num w:numId="3" w16cid:durableId="1009216674">
     <w:abstractNumId w:val="9"/>
   </w:num>
   <w:num w:numId="4" w16cid:durableId="873735337">
-    <w:abstractNumId w:val="28"/>
+    <w:abstractNumId w:val="29"/>
   </w:num>
   <w:num w:numId="5" w16cid:durableId="1661276372">
-    <w:abstractNumId w:val="33"/>
+    <w:abstractNumId w:val="35"/>
   </w:num>
   <w:num w:numId="6" w16cid:durableId="1104030831">
     <w:abstractNumId w:val="4"/>
   </w:num>
   <w:num w:numId="7" w16cid:durableId="52699356">
-    <w:abstractNumId w:val="27"/>
+    <w:abstractNumId w:val="28"/>
   </w:num>
   <w:num w:numId="8" w16cid:durableId="1799831082">
     <w:abstractNumId w:val="10"/>
   </w:num>
   <w:num w:numId="9" w16cid:durableId="1915236443">
-    <w:abstractNumId w:val="35"/>
+    <w:abstractNumId w:val="37"/>
   </w:num>
   <w:num w:numId="10" w16cid:durableId="1109549194">
-    <w:abstractNumId w:val="32"/>
+    <w:abstractNumId w:val="34"/>
   </w:num>
   <w:num w:numId="11" w16cid:durableId="2078237435">
     <w:abstractNumId w:val="22"/>
@@ -6360,7 +8455,7 @@
     <w:abstractNumId w:val="19"/>
   </w:num>
   <w:num w:numId="14" w16cid:durableId="1013074991">
-    <w:abstractNumId w:val="29"/>
+    <w:abstractNumId w:val="30"/>
   </w:num>
   <w:num w:numId="15" w16cid:durableId="1296989178">
     <w:abstractNumId w:val="7"/>
@@ -6390,7 +8485,7 @@
     <w:abstractNumId w:val="23"/>
   </w:num>
   <w:num w:numId="24" w16cid:durableId="1482580238">
-    <w:abstractNumId w:val="30"/>
+    <w:abstractNumId w:val="31"/>
   </w:num>
   <w:num w:numId="25" w16cid:durableId="140119686">
     <w:abstractNumId w:val="16"/>
@@ -6399,13 +8494,13 @@
     <w:abstractNumId w:val="3"/>
   </w:num>
   <w:num w:numId="27" w16cid:durableId="703293256">
-    <w:abstractNumId w:val="34"/>
+    <w:abstractNumId w:val="36"/>
   </w:num>
   <w:num w:numId="28" w16cid:durableId="76943864">
     <w:abstractNumId w:val="11"/>
   </w:num>
   <w:num w:numId="29" w16cid:durableId="1706831596">
-    <w:abstractNumId w:val="25"/>
+    <w:abstractNumId w:val="26"/>
   </w:num>
   <w:num w:numId="30" w16cid:durableId="1931311140">
     <w:abstractNumId w:val="8"/>
@@ -6417,7 +8512,7 @@
     <w:abstractNumId w:val="0"/>
   </w:num>
   <w:num w:numId="33" w16cid:durableId="1773746710">
-    <w:abstractNumId w:val="36"/>
+    <w:abstractNumId w:val="38"/>
   </w:num>
   <w:num w:numId="34" w16cid:durableId="1792433976">
     <w:abstractNumId w:val="2"/>
@@ -6426,10 +8521,16 @@
     <w:abstractNumId w:val="14"/>
   </w:num>
   <w:num w:numId="36" w16cid:durableId="2060811986">
-    <w:abstractNumId w:val="26"/>
+    <w:abstractNumId w:val="27"/>
   </w:num>
   <w:num w:numId="37" w16cid:durableId="1924757786">
     <w:abstractNumId w:val="17"/>
+  </w:num>
+  <w:num w:numId="38" w16cid:durableId="2012248394">
+    <w:abstractNumId w:val="32"/>
+  </w:num>
+  <w:num w:numId="39" w16cid:durableId="1634753610">
+    <w:abstractNumId w:val="25"/>
   </w:num>
 </w:numbering>
 </file>
@@ -6456,6 +8557,8 @@
     <w:lsdException w:name="heading 7" w:semiHidden="1" w:unhideWhenUsed="1" w:qFormat="1"/>
     <w:lsdException w:name="heading 8" w:semiHidden="1" w:unhideWhenUsed="1" w:qFormat="1"/>
     <w:lsdException w:name="heading 9" w:semiHidden="1" w:unhideWhenUsed="1" w:qFormat="1"/>
+    <w:lsdException w:name="header" w:uiPriority="99"/>
+    <w:lsdException w:name="footer" w:uiPriority="99" w:qFormat="1"/>
     <w:lsdException w:name="caption" w:semiHidden="1" w:unhideWhenUsed="1" w:qFormat="1"/>
     <w:lsdException w:name="List Bullet" w:uiPriority="99"/>
     <w:lsdException w:name="Title" w:qFormat="1"/>
@@ -6772,7 +8875,6 @@
   <w:style w:type="character" w:default="1" w:styleId="DefaultParagraphFont">
     <w:name w:val="Default Paragraph Font"/>
     <w:uiPriority w:val="1"/>
-    <w:semiHidden/>
     <w:unhideWhenUsed/>
   </w:style>
   <w:style w:type="table" w:default="1" w:styleId="TableNormal">
@@ -6831,9 +8933,10 @@
   </w:style>
   <w:style w:type="paragraph" w:styleId="Header">
     <w:name w:val="header"/>
-    <w:aliases w:val=" Car,APNSHEADER2,L1 Header,encabezado,En-tête 1.1,En-tÍte 1.1,En-tÕte 1.1,En-t’te 1.1,En-títe 1.1,*Header,h,Header1,Encabezado Car Car,logomai,even,Header/Footer,header odd,Hyphen,Chapter Name,base,body,En-tête SQ,ITT i,he,bases I,h Car Car1"/>
+    <w:aliases w:val=" Car,APNSHEADER2,L1 Header,encabezado,En-tête 1.1,En-tÍte 1.1,En-tÕte 1.1,En-t’te 1.1,En-títe 1.1,*Header,h,Header1,Encabezado Car Car,logomai,even,Header/Footer,header odd,Hyphen,Chapter Name,base,body,En-tête SQ,ITT i,he,bases I,h Car Car1,h Ca"/>
     <w:basedOn w:val="Normal"/>
     <w:link w:val="HeaderChar"/>
+    <w:uiPriority w:val="99"/>
     <w:pPr>
       <w:tabs>
         <w:tab w:val="center" w:pos="4419"/>
@@ -6843,7 +8946,11 @@
   </w:style>
   <w:style w:type="paragraph" w:styleId="Footer">
     <w:name w:val="footer"/>
+    <w:aliases w:val="Footer Text Stk"/>
     <w:basedOn w:val="Normal"/>
+    <w:link w:val="FooterChar"/>
+    <w:uiPriority w:val="99"/>
+    <w:qFormat/>
     <w:pPr>
       <w:tabs>
         <w:tab w:val="center" w:pos="4320"/>
@@ -6945,6 +9052,7 @@
     <w:name w:val="Header Char"/>
     <w:aliases w:val=" Car Char,APNSHEADER2 Char,L1 Header Char,encabezado Char,En-tête 1.1 Char,En-tÍte 1.1 Char,En-tÕte 1.1 Char,En-t’te 1.1 Char,En-títe 1.1 Char,*Header Char,h Char,Header1 Char,Encabezado Car Car Char,logomai Char,even Char,Header/Footer Char"/>
     <w:link w:val="Header"/>
+    <w:qFormat/>
     <w:rsid w:val="007F334B"/>
     <w:rPr>
       <w:sz w:val="24"/>
@@ -7045,6 +9153,14 @@
       <w:rFonts w:ascii="Arial" w:hAnsi="Arial"/>
       <w:szCs w:val="24"/>
     </w:rPr>
+  </w:style>
+  <w:style w:type="character" w:customStyle="1" w:styleId="FooterChar">
+    <w:name w:val="Footer Char"/>
+    <w:aliases w:val="Footer Text Stk Char"/>
+    <w:basedOn w:val="DefaultParagraphFont"/>
+    <w:link w:val="Footer"/>
+    <w:uiPriority w:val="99"/>
+    <w:rsid w:val="00C952BC"/>
   </w:style>
 </w:styles>
 </file>
@@ -7311,6 +9427,17 @@
 </file>
 
 <file path=customXml/item1.xml><?xml version="1.0" encoding="utf-8"?>
+<p:properties xmlns:p="http://schemas.microsoft.com/office/2006/metadata/properties" xmlns:xsi="http://www.w3.org/2001/XMLSchema-instance" xmlns:pc="http://schemas.microsoft.com/office/infopath/2007/PartnerControls">
+  <documentManagement>
+    <lcf76f155ced4ddcb4097134ff3c332f xmlns="458c8650-8b2e-4de5-be2b-3b5e20f9203e">
+      <Terms xmlns="http://schemas.microsoft.com/office/infopath/2007/PartnerControls"/>
+    </lcf76f155ced4ddcb4097134ff3c332f>
+    <TaxCatchAll xmlns="0ec1683b-1f09-407c-8792-a5a8bc579d9d"/>
+  </documentManagement>
+</p:properties>
+</file>
+
+<file path=customXml/item2.xml><?xml version="1.0" encoding="utf-8"?>
 <ct:contentTypeSchema xmlns:ct="http://schemas.microsoft.com/office/2006/metadata/contentType" xmlns:ma="http://schemas.microsoft.com/office/2006/metadata/properties/metaAttributes" ct:_="" ma:_="" ma:contentTypeName="Document" ma:contentTypeID="0x010100AA01E1029091DE488084A5A2D9C24E74" ma:contentTypeVersion="10" ma:contentTypeDescription="Create a new document." ma:contentTypeScope="" ma:versionID="fa224b1e2ea5aaa53b64c3b4b1d435b1">
   <xsd:schema xmlns:xsd="http://www.w3.org/2001/XMLSchema" xmlns:xs="http://www.w3.org/2001/XMLSchema" xmlns:p="http://schemas.microsoft.com/office/2006/metadata/properties" xmlns:ns2="458c8650-8b2e-4de5-be2b-3b5e20f9203e" xmlns:ns3="0ec1683b-1f09-407c-8792-a5a8bc579d9d" targetNamespace="http://schemas.microsoft.com/office/2006/metadata/properties" ma:root="true" ma:fieldsID="3f0568638764530331fbee8047bb9098" ns2:_="" ns3:_="">
     <xsd:import namespace="458c8650-8b2e-4de5-be2b-3b5e20f9203e"/>
@@ -7499,7 +9626,7 @@
 </ct:contentTypeSchema>
 </file>
 
-<file path=customXml/item2.xml><?xml version="1.0" encoding="utf-8"?>
+<file path=customXml/item3.xml><?xml version="1.0" encoding="utf-8"?>
 <?mso-contentType ?>
 <FormTemplates xmlns="http://schemas.microsoft.com/sharepoint/v3/contenttype/forms">
   <Display>DocumentLibraryForm</Display>
@@ -7508,22 +9635,22 @@
 </FormTemplates>
 </file>
 
-<file path=customXml/item3.xml><?xml version="1.0" encoding="utf-8"?>
+<file path=customXml/item4.xml><?xml version="1.0" encoding="utf-8"?>
 <b:Sources xmlns:b="http://schemas.openxmlformats.org/officeDocument/2006/bibliography" xmlns="http://schemas.openxmlformats.org/officeDocument/2006/bibliography" SelectedStyle="\APASixthEditionOfficeOnline.xsl" StyleName="APA" Version="6"/>
 </file>
 
-<file path=customXml/item4.xml><?xml version="1.0" encoding="utf-8"?>
-<p:properties xmlns:p="http://schemas.microsoft.com/office/2006/metadata/properties" xmlns:xsi="http://www.w3.org/2001/XMLSchema-instance" xmlns:pc="http://schemas.microsoft.com/office/infopath/2007/PartnerControls">
-  <documentManagement>
-    <lcf76f155ced4ddcb4097134ff3c332f xmlns="458c8650-8b2e-4de5-be2b-3b5e20f9203e">
-      <Terms xmlns="http://schemas.microsoft.com/office/infopath/2007/PartnerControls"/>
-    </lcf76f155ced4ddcb4097134ff3c332f>
-    <TaxCatchAll xmlns="0ec1683b-1f09-407c-8792-a5a8bc579d9d"/>
-  </documentManagement>
-</p:properties>
+<file path=customXml/itemProps1.xml><?xml version="1.0" encoding="utf-8"?>
+<ds:datastoreItem xmlns:ds="http://schemas.openxmlformats.org/officeDocument/2006/customXml" ds:itemID="{D3A3C24A-BB39-4937-B831-24AA124EAA87}">
+  <ds:schemaRefs>
+    <ds:schemaRef ds:uri="http://schemas.microsoft.com/office/2006/metadata/properties"/>
+    <ds:schemaRef ds:uri="http://schemas.microsoft.com/office/infopath/2007/PartnerControls"/>
+    <ds:schemaRef ds:uri="458c8650-8b2e-4de5-be2b-3b5e20f9203e"/>
+    <ds:schemaRef ds:uri="0ec1683b-1f09-407c-8792-a5a8bc579d9d"/>
+  </ds:schemaRefs>
+</ds:datastoreItem>
 </file>
 
-<file path=customXml/itemProps1.xml><?xml version="1.0" encoding="utf-8"?>
+<file path=customXml/itemProps2.xml><?xml version="1.0" encoding="utf-8"?>
 <ds:datastoreItem xmlns:ds="http://schemas.openxmlformats.org/officeDocument/2006/customXml" ds:itemID="{6EE546D2-1DFA-4BBD-AF1C-4C842A1F8073}">
   <ds:schemaRefs>
     <ds:schemaRef ds:uri="http://schemas.microsoft.com/office/2006/metadata/contentType"/>
@@ -7542,7 +9669,7 @@
 </ds:datastoreItem>
 </file>
 
-<file path=customXml/itemProps2.xml><?xml version="1.0" encoding="utf-8"?>
+<file path=customXml/itemProps3.xml><?xml version="1.0" encoding="utf-8"?>
 <ds:datastoreItem xmlns:ds="http://schemas.openxmlformats.org/officeDocument/2006/customXml" ds:itemID="{51241304-2C43-44E6-B26F-77C42016271C}">
   <ds:schemaRefs>
     <ds:schemaRef ds:uri="http://schemas.microsoft.com/sharepoint/v3/contenttype/forms"/>
@@ -7550,21 +9677,10 @@
 </ds:datastoreItem>
 </file>
 
-<file path=customXml/itemProps3.xml><?xml version="1.0" encoding="utf-8"?>
+<file path=customXml/itemProps4.xml><?xml version="1.0" encoding="utf-8"?>
 <ds:datastoreItem xmlns:ds="http://schemas.openxmlformats.org/officeDocument/2006/customXml" ds:itemID="{4BB9A27A-6211-48E6-B3D1-1ED5E2EAD372}">
   <ds:schemaRefs>
     <ds:schemaRef ds:uri="http://schemas.openxmlformats.org/officeDocument/2006/bibliography"/>
   </ds:schemaRefs>
 </ds:datastoreItem>
-</file>
-
-<file path=customXml/itemProps4.xml><?xml version="1.0" encoding="utf-8"?>
-<ds:datastoreItem xmlns:ds="http://schemas.openxmlformats.org/officeDocument/2006/customXml" ds:itemID="{D3A3C24A-BB39-4937-B831-24AA124EAA87}">
-  <ds:schemaRefs>
-    <ds:schemaRef ds:uri="http://schemas.microsoft.com/office/2006/metadata/properties"/>
-    <ds:schemaRef ds:uri="http://schemas.microsoft.com/office/infopath/2007/PartnerControls"/>
-    <ds:schemaRef ds:uri="458c8650-8b2e-4de5-be2b-3b5e20f9203e"/>
-    <ds:schemaRef ds:uri="0ec1683b-1f09-407c-8792-a5a8bc579d9d"/>
-  </ds:schemaRefs>
-</ds:datastoreItem>
 </file>